--- a/downloads/workbook/ai-6-week-30.docx
+++ b/downloads/workbook/ai-6-week-30.docx
@@ -961,6 +961,178 @@
         <w:t>Project connection: For the Grounded Learning Service, retain an annotated trace and the changed-case result. Name the contract or evidence that makes the deciding step valid, so another team can review it.</w:t>
       </w:r>
     </w:p>
+    <w:p>
+      <w:pPr>
+        <w:pStyle w:val="Heading1"/>
+      </w:pPr>
+      <w:r>
+        <w:t>13. Project portfolio milestone</w:t>
+      </w:r>
+    </w:p>
+    <w:p>
+      <w:r>
+        <w:t>Project: Grounded Learning Service</w:t>
+      </w:r>
+    </w:p>
+    <w:p>
+      <w:r>
+        <w:t>Current milestone: Prepare the demonstration. Gather reproducible instructions, evidence, access checks and remaining limitations.</w:t>
+      </w:r>
+    </w:p>
+    <w:p>
+      <w:r>
+        <w:t>For the Grounded Learning Service, retain an annotated trace and the changed-case result. Name the contract or evidence that makes the deciding step valid, so another team can review it.</w:t>
+      </w:r>
+    </w:p>
+    <w:tbl>
+      <w:tblPr>
+        <w:tblStyle w:val="LightShading-Accent1"/>
+        <w:tblW w:type="auto" w:w="0"/>
+        <w:tblLook w:firstColumn="1" w:firstRow="1" w:lastColumn="0" w:lastRow="0" w:noHBand="0" w:noVBand="1" w:val="04A0"/>
+      </w:tblPr>
+      <w:tblGrid>
+        <w:gridCol w:w="5112"/>
+        <w:gridCol w:w="5112"/>
+      </w:tblGrid>
+      <w:tr>
+        <w:trPr>
+          <w:tblHeader/>
+        </w:trPr>
+        <w:tc>
+          <w:tcPr>
+            <w:tcW w:type="dxa" w:w="5112"/>
+          </w:tcPr>
+          <w:p>
+            <w:r>
+              <w:t>Evidence to keep</w:t>
+            </w:r>
+          </w:p>
+        </w:tc>
+        <w:tc>
+          <w:tcPr>
+            <w:tcW w:type="dxa" w:w="5112"/>
+          </w:tcPr>
+          <w:p>
+            <w:r>
+              <w:t>My record</w:t>
+            </w:r>
+          </w:p>
+        </w:tc>
+      </w:tr>
+      <w:tr>
+        <w:tc>
+          <w:tcPr>
+            <w:tcW w:type="dxa" w:w="5112"/>
+          </w:tcPr>
+          <w:p>
+            <w:r>
+              <w:t>This week’s input and deciding step</w:t>
+            </w:r>
+          </w:p>
+        </w:tc>
+        <w:tc>
+          <w:tcPr>
+            <w:tcW w:type="dxa" w:w="5112"/>
+          </w:tcPr>
+          <w:p>
+            <w:r/>
+          </w:p>
+        </w:tc>
+      </w:tr>
+      <w:tr>
+        <w:tc>
+          <w:tcPr>
+            <w:tcW w:type="dxa" w:w="5112"/>
+          </w:tcPr>
+          <w:p>
+            <w:r>
+              <w:t>Prediction and actual result (or labelled paper trace)</w:t>
+            </w:r>
+          </w:p>
+        </w:tc>
+        <w:tc>
+          <w:tcPr>
+            <w:tcW w:type="dxa" w:w="5112"/>
+          </w:tcPr>
+          <w:p>
+            <w:r/>
+          </w:p>
+        </w:tc>
+      </w:tr>
+      <w:tr>
+        <w:tc>
+          <w:tcPr>
+            <w:tcW w:type="dxa" w:w="5112"/>
+          </w:tcPr>
+          <w:p>
+            <w:r>
+              <w:t>One change since the previous checkpoint and why</w:t>
+            </w:r>
+          </w:p>
+        </w:tc>
+        <w:tc>
+          <w:tcPr>
+            <w:tcW w:type="dxa" w:w="5112"/>
+          </w:tcPr>
+          <w:p>
+            <w:r/>
+          </w:p>
+        </w:tc>
+      </w:tr>
+      <w:tr>
+        <w:tc>
+          <w:tcPr>
+            <w:tcW w:type="dxa" w:w="5112"/>
+          </w:tcPr>
+          <w:p>
+            <w:r>
+              <w:t>One error or limit and the next test</w:t>
+            </w:r>
+          </w:p>
+        </w:tc>
+        <w:tc>
+          <w:tcPr>
+            <w:tcW w:type="dxa" w:w="5112"/>
+          </w:tcPr>
+          <w:p>
+            <w:r/>
+          </w:p>
+        </w:tc>
+      </w:tr>
+    </w:tbl>
+    <w:p>
+      <w:pPr>
+        <w:pStyle w:val="Heading3"/>
+      </w:pPr>
+      <w:r>
+        <w:t>Explain what this week adds to your project. Reuse last week’s record rather than starting again.</w:t>
+      </w:r>
+    </w:p>
+    <w:p>
+      <w:r>
+        <w:t>________________________________________________________________</w:t>
+      </w:r>
+    </w:p>
+    <w:p>
+      <w:r>
+        <w:t>________________________________________________________________</w:t>
+      </w:r>
+    </w:p>
+    <w:p>
+      <w:r>
+        <w:t>________________________________________________________________</w:t>
+      </w:r>
+    </w:p>
+    <w:p>
+      <w:r>
+        <w:t>________________________________________________________________</w:t>
+      </w:r>
+    </w:p>
+    <w:p>
+      <w:r>
+        <w:t>________________________________________________________________</w:t>
+      </w:r>
+    </w:p>
     <w:sectPr>
       <w:pgSz w:w="12240" w:h="15840"/>
       <w:pgMar w:top="936" w:right="1008" w:bottom="936" w:left="1008" w:header="720" w:footer="720" w:gutter="0"/>

--- a/downloads/workbook/ai-6-week-30.docx
+++ b/downloads/workbook/ai-6-week-30.docx
@@ -1133,6 +1133,235 @@
         <w:t>________________________________________________________________</w:t>
       </w:r>
     </w:p>
+    <w:p>
+      <w:pPr>
+        <w:pStyle w:val="Heading1"/>
+      </w:pPr>
+      <w:r>
+        <w:t>14. Supported practice and learning evidence</w:t>
+      </w:r>
+    </w:p>
+    <w:p>
+      <w:r>
+        <w:t>Use this supported practice once, in the browser or on paper. Keep the reserved independent assessment for a separate first attempt before teacher feedback.</w:t>
+      </w:r>
+    </w:p>
+    <w:p>
+      <w:r>
+        <w:t>Review a private note’s path. A revision service reads a learner’s private practice note; analytics need counts only.</w:t>
+      </w:r>
+    </w:p>
+    <w:p>
+      <w:pPr>
+        <w:pStyle w:val="Heading3"/>
+      </w:pPr>
+      <w:r>
+        <w:t>Practice 1: explain the deciding evidence</w:t>
+      </w:r>
+    </w:p>
+    <w:p>
+      <w:r>
+        <w:t>Which labelled step matches this detail? Send revision counts without copying private notes.</w:t>
+      </w:r>
+    </w:p>
+    <w:p>
+      <w:r>
+        <w:t>1. Map content path</w:t>
+      </w:r>
+    </w:p>
+    <w:p>
+      <w:r>
+        <w:t>2. Check readers</w:t>
+      </w:r>
+    </w:p>
+    <w:p>
+      <w:r>
+        <w:t>3. Minimise analytics</w:t>
+      </w:r>
+    </w:p>
+    <w:p>
+      <w:pPr>
+        <w:pStyle w:val="Heading3"/>
+      </w:pPr>
+      <w:r>
+        <w:t>My selected conclusion, deciding fact and explanation</w:t>
+      </w:r>
+    </w:p>
+    <w:p>
+      <w:r>
+        <w:t>________________________________________________________________</w:t>
+      </w:r>
+    </w:p>
+    <w:p>
+      <w:r>
+        <w:t>________________________________________________________________</w:t>
+      </w:r>
+    </w:p>
+    <w:p>
+      <w:r>
+        <w:t>________________________________________________________________</w:t>
+      </w:r>
+    </w:p>
+    <w:p>
+      <w:r>
+        <w:t>________________________________________________________________</w:t>
+      </w:r>
+    </w:p>
+    <w:p>
+      <w:r>
+        <w:t>________________________________________________________________</w:t>
+      </w:r>
+    </w:p>
+    <w:p>
+      <w:r>
+        <w:t>Hint if needed: Read the steps in the pictorial case. Match the supplied detail to the stage that performs or records it.</w:t>
+      </w:r>
+    </w:p>
+    <w:p>
+      <w:r>
+        <w:t>After your attempt, compare with the supported explanation: Minimise analytics Send revision counts without copying private notes. A privacy review follows data and authority through components. A useful dashboard does not automatically need every underlying private detail.</w:t>
+      </w:r>
+    </w:p>
+    <w:p>
+      <w:pPr>
+        <w:pStyle w:val="Heading3"/>
+      </w:pPr>
+      <w:r>
+        <w:t>Practice 2: explain the deciding evidence</w:t>
+      </w:r>
+    </w:p>
+    <w:p>
+      <w:r>
+        <w:t>Changed-case practice: The dashboard starts storing full notes. Which conclusion is supported by the supplied facts?</w:t>
+      </w:r>
+    </w:p>
+    <w:p>
+      <w:r>
+        <w:t>1. This one example guarantees correct results for every future input.</w:t>
+      </w:r>
+    </w:p>
+    <w:p>
+      <w:r>
+        <w:t>2. Flag the unapproved content path and remove it from the design.</w:t>
+      </w:r>
+    </w:p>
+    <w:p>
+      <w:r>
+        <w:t>3. We can decide the result without examining the changed input or the procedure.</w:t>
+      </w:r>
+    </w:p>
+    <w:p>
+      <w:pPr>
+        <w:pStyle w:val="Heading3"/>
+      </w:pPr>
+      <w:r>
+        <w:t>My selected conclusion, deciding fact and explanation</w:t>
+      </w:r>
+    </w:p>
+    <w:p>
+      <w:r>
+        <w:t>________________________________________________________________</w:t>
+      </w:r>
+    </w:p>
+    <w:p>
+      <w:r>
+        <w:t>________________________________________________________________</w:t>
+      </w:r>
+    </w:p>
+    <w:p>
+      <w:r>
+        <w:t>________________________________________________________________</w:t>
+      </w:r>
+    </w:p>
+    <w:p>
+      <w:r>
+        <w:t>________________________________________________________________</w:t>
+      </w:r>
+    </w:p>
+    <w:p>
+      <w:r>
+        <w:t>________________________________________________________________</w:t>
+      </w:r>
+    </w:p>
+    <w:p>
+      <w:r>
+        <w:t>Hint if needed: Use the changed condition and the deciding step in the pictorial trace. The answer must say what follows from those facts.</w:t>
+      </w:r>
+    </w:p>
+    <w:p>
+      <w:r>
+        <w:t>After your attempt, compare with the supported explanation: Flag the unapproved content path and remove it from the design. Its count-only purpose does not grant note-reading permission.</w:t>
+      </w:r>
+    </w:p>
+    <w:p>
+      <w:pPr>
+        <w:pStyle w:val="Heading3"/>
+      </w:pPr>
+      <w:r>
+        <w:t>Repair a missing building block</w:t>
+      </w:r>
+    </w:p>
+    <w:p>
+      <w:r>
+        <w:t>Review Performance and cost experiments (ai-6/29). Goal: Explain the mechanism and terminology of performance and cost experiments. Short practice: Calculate per-case seconds and cost units for A and B. Which meets a budget of at most 2 cost units per case, and what speed trade-off does that choice make?. Return to this week and explain what you changed.</w:t>
+      </w:r>
+    </w:p>
+    <w:p>
+      <w:r>
+        <w:t>Review Human escalation workflows (ai-6/27). Goal: Explain the mechanism and terminology of human escalation workflows. Short practice: Identify the exact service boundary in the bottle question. What accurate information belongs in the supervisor handoff, and what remains unresolved if nobody is reachable?. Return to this week and explain what you changed.</w:t>
+      </w:r>
+    </w:p>
+    <w:p>
+      <w:r>
+        <w:t>Review Release and rollback (ai-6/24). Goal: Explain the mechanism and terminology of release and rollback. Short practice: Compute A’s and B’s correctness percentages. Why is B still blocked, and does passing a fresh privacy check automatically satisfy every release gate?. Return to this week and explain what you changed.</w:t>
+      </w:r>
+    </w:p>
+    <w:p>
+      <w:pPr>
+        <w:pStyle w:val="Heading3"/>
+      </w:pPr>
+      <w:r>
+        <w:t>Keep your completed work</w:t>
+      </w:r>
+    </w:p>
+    <w:p>
+      <w:r>
+        <w:t>Use Download completed work in the hosted lesson to export your answers, reflections, practice feedback and code-run evidence. Open the HTML copy to read or print it. Drafts stay in this browser when storage is available; clear drafts on a shared device.</w:t>
+      </w:r>
+    </w:p>
+    <w:p>
+      <w:pPr>
+        <w:pStyle w:val="Heading3"/>
+      </w:pPr>
+      <w:r>
+        <w:t>What I repaired, the evidence I kept and the next test</w:t>
+      </w:r>
+    </w:p>
+    <w:p>
+      <w:r>
+        <w:t>________________________________________________________________</w:t>
+      </w:r>
+    </w:p>
+    <w:p>
+      <w:r>
+        <w:t>________________________________________________________________</w:t>
+      </w:r>
+    </w:p>
+    <w:p>
+      <w:r>
+        <w:t>________________________________________________________________</w:t>
+      </w:r>
+    </w:p>
+    <w:p>
+      <w:r>
+        <w:t>________________________________________________________________</w:t>
+      </w:r>
+    </w:p>
+    <w:p>
+      <w:r>
+        <w:t>________________________________________________________________</w:t>
+      </w:r>
+    </w:p>
     <w:sectPr>
       <w:pgSz w:w="12240" w:h="15840"/>
       <w:pgMar w:top="936" w:right="1008" w:bottom="936" w:left="1008" w:header="720" w:footer="720" w:gutter="0"/>

--- a/downloads/workbook/ai-6-week-30.docx
+++ b/downloads/workbook/ai-6-week-30.docx
@@ -30,33 +30,45 @@
     </w:p>
     <w:p>
       <w:r>
-        <w:t>Try the recall before opening notes. Then use a different colour or a labelled second line to correct your explanation.</w:t>
+        <w:t>Record your starting explanation for Security and privacy review before opening notes. Show any later correction separately.</w:t>
       </w:r>
     </w:p>
     <w:p>
       <w:pPr>
-        <w:pStyle w:val="Heading3"/>
-      </w:pPr>
-      <w:r>
-        <w:t>Performance and cost experiments</w:t>
+        <w:spacing w:line="336" w:lineRule="auto" w:after="180"/>
+      </w:pPr>
+      <w:r>
+        <w:rPr>
+          <w:b w:val="0"/>
+        </w:rPr>
+        <w:t>Try the recall before opening notes. Then use a different colour or a labelled second line to correct your explanation.</w:t>
       </w:r>
     </w:p>
     <w:p>
-      <w:r>
-        <w:t>Without opening the old lesson, explain one key idea from Performance and cost experiments. Give an example and a mistake that the idea helps you avoid.</w:t>
+      <w:pPr>
+        <w:pStyle w:val="Heading3"/>
+      </w:pPr>
+      <w:r>
+        <w:t>Performance and cost experiments</w:t>
       </w:r>
     </w:p>
     <w:p>
       <w:pPr>
-        <w:pStyle w:val="Heading3"/>
-      </w:pPr>
-      <w:r>
-        <w:t>My remembered idea, example and correction</w:t>
+        <w:spacing w:line="336" w:lineRule="auto" w:after="180"/>
+      </w:pPr>
+      <w:r>
+        <w:rPr>
+          <w:b w:val="0"/>
+        </w:rPr>
+        <w:t>Without opening the old lesson, explain one key idea from Performance and cost experiments. Give an example and a mistake that the idea helps you avoid.</w:t>
       </w:r>
     </w:p>
     <w:p>
-      <w:r>
-        <w:t>________________________________________________________________</w:t>
+      <w:pPr>
+        <w:pStyle w:val="Heading3"/>
+      </w:pPr>
+      <w:r>
+        <w:t>My remembered idea, example and correction</w:t>
       </w:r>
     </w:p>
     <w:p>
@@ -70,29 +82,35 @@
       </w:r>
     </w:p>
     <w:p>
-      <w:pPr>
-        <w:pStyle w:val="Heading3"/>
-      </w:pPr>
-      <w:r>
-        <w:t>Human escalation workflows</w:t>
+      <w:r>
+        <w:t>________________________________________________________________</w:t>
       </w:r>
     </w:p>
     <w:p>
-      <w:r>
-        <w:t>Without opening the old lesson, explain one key idea from Human escalation workflows. Give an example and a mistake that the idea helps you avoid.</w:t>
+      <w:pPr>
+        <w:pStyle w:val="Heading3"/>
+      </w:pPr>
+      <w:r>
+        <w:t>Human escalation workflows</w:t>
       </w:r>
     </w:p>
     <w:p>
       <w:pPr>
-        <w:pStyle w:val="Heading3"/>
-      </w:pPr>
-      <w:r>
-        <w:t>My remembered idea, example and correction</w:t>
+        <w:spacing w:line="336" w:lineRule="auto" w:after="180"/>
+      </w:pPr>
+      <w:r>
+        <w:rPr>
+          <w:b w:val="0"/>
+        </w:rPr>
+        <w:t>Without opening the old lesson, explain one key idea from Human escalation workflows. Give an example and a mistake that the idea helps you avoid.</w:t>
       </w:r>
     </w:p>
     <w:p>
-      <w:r>
-        <w:t>________________________________________________________________</w:t>
+      <w:pPr>
+        <w:pStyle w:val="Heading3"/>
+      </w:pPr>
+      <w:r>
+        <w:t>My remembered idea, example and correction</w:t>
       </w:r>
     </w:p>
     <w:p>
@@ -106,29 +124,35 @@
       </w:r>
     </w:p>
     <w:p>
-      <w:pPr>
-        <w:pStyle w:val="Heading3"/>
-      </w:pPr>
-      <w:r>
-        <w:t>Release and rollback</w:t>
+      <w:r>
+        <w:t>________________________________________________________________</w:t>
       </w:r>
     </w:p>
     <w:p>
-      <w:r>
-        <w:t>Without opening the old lesson, explain one key idea from Release and rollback. Give an example and a mistake that the idea helps you avoid.</w:t>
+      <w:pPr>
+        <w:pStyle w:val="Heading3"/>
+      </w:pPr>
+      <w:r>
+        <w:t>Release and rollback</w:t>
       </w:r>
     </w:p>
     <w:p>
       <w:pPr>
-        <w:pStyle w:val="Heading3"/>
-      </w:pPr>
-      <w:r>
-        <w:t>My remembered idea, example and correction</w:t>
+        <w:spacing w:line="336" w:lineRule="auto" w:after="180"/>
+      </w:pPr>
+      <w:r>
+        <w:rPr>
+          <w:b w:val="0"/>
+        </w:rPr>
+        <w:t>Without opening the old lesson, explain one key idea from Release and rollback. Give an example and a mistake that the idea helps you avoid.</w:t>
       </w:r>
     </w:p>
     <w:p>
-      <w:r>
-        <w:t>________________________________________________________________</w:t>
+      <w:pPr>
+        <w:pStyle w:val="Heading3"/>
+      </w:pPr>
+      <w:r>
+        <w:t>My remembered idea, example and correction</w:t>
       </w:r>
     </w:p>
     <w:p>
@@ -142,16 +166,44 @@
       </w:r>
     </w:p>
     <w:p>
-      <w:pPr>
-        <w:pStyle w:val="Heading1"/>
-      </w:pPr>
-      <w:r>
-        <w:t>02. Practise with fading help</w:t>
+      <w:r>
+        <w:t>________________________________________________________________</w:t>
       </w:r>
     </w:p>
     <w:p>
-      <w:r>
-        <w:t>Use W2: Trace the worked case for Security and privacy review. Record the answer once; the lesson and workbook refer to the same attempt.</w:t>
+      <w:pPr>
+        <w:pStyle w:val="Heading1"/>
+      </w:pPr>
+      <w:r>
+        <w:t>02. Practise with fading help</w:t>
+      </w:r>
+    </w:p>
+    <w:p>
+      <w:r>
+        <w:t>Complete the supported Security and privacy review trace and record the first step you can explain without help.</w:t>
+      </w:r>
+    </w:p>
+    <w:p>
+      <w:pPr>
+        <w:spacing w:line="336" w:lineRule="auto" w:after="180"/>
+      </w:pPr>
+      <w:r>
+        <w:rPr>
+          <w:b w:val="0"/>
+        </w:rPr>
+        <w:t xml:space="preserve">Use W2: Trace the worked case for Security and </w:t>
+      </w:r>
+      <w:r>
+        <w:rPr>
+          <w:b/>
+        </w:rPr>
+        <w:t>privacy review</w:t>
+      </w:r>
+      <w:r>
+        <w:rPr>
+          <w:b w:val="0"/>
+        </w:rPr>
+        <w:t>. Record the answer once; the lesson and workbook refer to the same attempt.</w:t>
       </w:r>
     </w:p>
     <w:tbl>
@@ -279,25 +331,49 @@
     </w:p>
     <w:p>
       <w:r>
-        <w:t>Use the worked case for Security and privacy review. Proposed explanation: “The worked result establishes every future case”. Decide whether this explanation is supported. Point to the step or supplied fact that decides; explain your repair if needed.</w:t>
+        <w:t>Check the proposed Security and privacy review explanation against the supplied facts before discussing it.</w:t>
       </w:r>
     </w:p>
     <w:p>
       <w:pPr>
-        <w:pStyle w:val="Heading3"/>
-      </w:pPr>
-      <w:r>
-        <w:t>My explanation before partner discussion</w:t>
+        <w:spacing w:line="336" w:lineRule="auto" w:after="180"/>
+      </w:pPr>
+      <w:r>
+        <w:rPr>
+          <w:b w:val="0"/>
+        </w:rPr>
+        <w:t xml:space="preserve">Use the worked case for Security and </w:t>
+      </w:r>
+      <w:r>
+        <w:rPr>
+          <w:b/>
+        </w:rPr>
+        <w:t>privacy review</w:t>
+      </w:r>
+      <w:r>
+        <w:rPr>
+          <w:b w:val="0"/>
+        </w:rPr>
+        <w:t>. Proposed explanation: “The worked result establishes every future case”. Decide whether this explanation is supported.</w:t>
       </w:r>
     </w:p>
     <w:p>
-      <w:r>
-        <w:t>________________________________________________________________</w:t>
+      <w:pPr>
+        <w:spacing w:line="336" w:lineRule="auto" w:after="180"/>
+      </w:pPr>
+      <w:r>
+        <w:rPr>
+          <w:b w:val="0"/>
+        </w:rPr>
+        <w:t>Point to the step or supplied fact that decides; explain your repair if needed.</w:t>
       </w:r>
     </w:p>
     <w:p>
-      <w:r>
-        <w:t>________________________________________________________________</w:t>
+      <w:pPr>
+        <w:pStyle w:val="Heading3"/>
+      </w:pPr>
+      <w:r>
+        <w:t>My explanation before partner discussion</w:t>
       </w:r>
     </w:p>
     <w:p>
@@ -311,47 +387,53 @@
       </w:r>
     </w:p>
     <w:p>
-      <w:pPr>
-        <w:pStyle w:val="Heading1"/>
-      </w:pPr>
-      <w:r>
-        <w:t>04. Independent transfer case</w:t>
+      <w:r>
+        <w:t>________________________________________________________________</w:t>
       </w:r>
     </w:p>
     <w:p>
-      <w:pPr>
-        <w:pStyle w:val="Heading3"/>
-      </w:pPr>
-      <w:r>
-        <w:t>Independent case: Apply a new case independently</w:t>
+      <w:r>
+        <w:t>________________________________________________________________</w:t>
       </w:r>
     </w:p>
     <w:p>
-      <w:r>
-        <w:t>Service blocks direct teacher lookup but diagnostic export includes full teacher answers. Identify defect and a test.</w:t>
+      <w:pPr>
+        <w:pStyle w:val="Heading1"/>
+      </w:pPr>
+      <w:r>
+        <w:t>04. Independent transfer case</w:t>
       </w:r>
     </w:p>
     <w:p>
-      <w:pPr>
-        <w:pStyle w:val="Heading3"/>
-      </w:pPr>
-      <w:r>
-        <w:t>My independent explanation, trace and limits</w:t>
+      <w:r>
+        <w:t>Write one first attempt at the reserved independent case before feedback. Repeated copies of that case refer to the same recorded attempt.</w:t>
       </w:r>
     </w:p>
     <w:p>
-      <w:r>
-        <w:t>________________________________________________________________</w:t>
+      <w:pPr>
+        <w:pStyle w:val="Heading3"/>
+      </w:pPr>
+      <w:r>
+        <w:t>Independent case: Apply a new case independently</w:t>
       </w:r>
     </w:p>
     <w:p>
-      <w:r>
-        <w:t>________________________________________________________________</w:t>
+      <w:pPr>
+        <w:spacing w:line="336" w:lineRule="auto" w:after="180"/>
+      </w:pPr>
+      <w:r>
+        <w:rPr>
+          <w:b w:val="0"/>
+        </w:rPr>
+        <w:t>Service blocks direct teacher lookup but diagnostic export includes full teacher answers. Identify defect and a test.</w:t>
       </w:r>
     </w:p>
     <w:p>
-      <w:r>
-        <w:t>________________________________________________________________</w:t>
+      <w:pPr>
+        <w:pStyle w:val="Heading3"/>
+      </w:pPr>
+      <w:r>
+        <w:t>My independent explanation, trace and limits</w:t>
       </w:r>
     </w:p>
     <w:p>
@@ -376,48 +458,96 @@
     </w:p>
     <w:p>
       <w:r>
-        <w:t>Attempt this case before feedback. Record any help. Earlier examples below are further practice; a case already practised with feedback cannot establish fresh transfer.</w:t>
+        <w:t>________________________________________________________________</w:t>
       </w:r>
     </w:p>
     <w:p>
-      <w:pPr>
-        <w:pStyle w:val="Heading1"/>
-      </w:pPr>
-      <w:r>
-        <w:t>05. W1 Explain the mechanism</w:t>
+      <w:r>
+        <w:t>________________________________________________________________</w:t>
       </w:r>
     </w:p>
     <w:p>
       <w:r>
-        <w:t>Explain the weekly mechanism in your own words. Use the worked scenario to name its input, decision rule and output.</w:t>
+        <w:t>________________________________________________________________</w:t>
       </w:r>
     </w:p>
     <w:p>
       <w:pPr>
-        <w:pStyle w:val="Heading3"/>
-      </w:pPr>
-      <w:r>
-        <w:t>My reasoning and evidence</w:t>
+        <w:spacing w:line="336" w:lineRule="auto" w:after="180"/>
+      </w:pPr>
+      <w:r>
+        <w:rPr>
+          <w:b w:val="0"/>
+        </w:rPr>
+        <w:t>Attempt this case before feedback. Record any help. Earlier examples below are further practice; a case already practised with feedback cannot establish fresh transfer.</w:t>
       </w:r>
     </w:p>
     <w:p>
-      <w:r>
-        <w:t>________________________________________________________________</w:t>
+      <w:pPr>
+        <w:pStyle w:val="Heading1"/>
+      </w:pPr>
+      <w:r>
+        <w:t>05. W1 Explain the mechanism</w:t>
       </w:r>
     </w:p>
     <w:p>
       <w:r>
-        <w:t>________________________________________________________________</w:t>
+        <w:t>Explain the mechanism. Apply the supplied Security and privacy review facts and keep your reasoning.</w:t>
       </w:r>
     </w:p>
     <w:p>
-      <w:r>
-        <w:t>________________________________________________________________</w:t>
+      <w:pPr>
+        <w:spacing w:line="336" w:lineRule="auto" w:after="180"/>
+      </w:pPr>
+      <w:r>
+        <w:rPr>
+          <w:b w:val="0"/>
+        </w:rPr>
+        <w:t xml:space="preserve">Explain the weekly </w:t>
+      </w:r>
+      <w:r>
+        <w:rPr>
+          <w:b/>
+        </w:rPr>
+        <w:t>mechanism</w:t>
+      </w:r>
+      <w:r>
+        <w:rPr>
+          <w:b w:val="0"/>
+        </w:rPr>
+        <w:t xml:space="preserve"> in your own words. Use the worked scenario to name its </w:t>
+      </w:r>
+      <w:r>
+        <w:rPr>
+          <w:b/>
+        </w:rPr>
+        <w:t>input</w:t>
+      </w:r>
+      <w:r>
+        <w:rPr>
+          <w:b w:val="0"/>
+        </w:rPr>
+        <w:t xml:space="preserve">, decision rule and </w:t>
+      </w:r>
+      <w:r>
+        <w:rPr>
+          <w:b/>
+        </w:rPr>
+        <w:t>output</w:t>
+      </w:r>
+      <w:r>
+        <w:rPr>
+          <w:b w:val="0"/>
+        </w:rPr>
+        <w:t>.</w:t>
       </w:r>
     </w:p>
     <w:p>
-      <w:r>
-        <w:t>________________________________________________________________</w:t>
+      <w:pPr>
+        <w:pStyle w:val="Heading3"/>
+      </w:pPr>
+      <w:r>
+        <w:t>My reasoning and evidence</w:t>
       </w:r>
     </w:p>
     <w:p>
@@ -431,24 +561,18 @@
       </w:r>
     </w:p>
     <w:p>
-      <w:pPr>
-        <w:pStyle w:val="Heading1"/>
-      </w:pPr>
-      <w:r>
-        <w:t>06. W2 Trace the worked case</w:t>
+      <w:r>
+        <w:t>________________________________________________________________</w:t>
       </w:r>
     </w:p>
     <w:p>
       <w:r>
-        <w:t>Output denies teacher guide, but cache contains it under a student-accessible key. Show the intermediate steps and give the conclusion with its scope.</w:t>
+        <w:t>________________________________________________________________</w:t>
       </w:r>
     </w:p>
     <w:p>
-      <w:pPr>
-        <w:pStyle w:val="Heading3"/>
-      </w:pPr>
-      <w:r>
-        <w:t>My reasoning and evidence</w:t>
+      <w:r>
+        <w:t>________________________________________________________________</w:t>
       </w:r>
     </w:p>
     <w:p>
@@ -457,23 +581,41 @@
       </w:r>
     </w:p>
     <w:p>
-      <w:r>
-        <w:t>________________________________________________________________</w:t>
+      <w:pPr>
+        <w:pStyle w:val="Heading1"/>
+      </w:pPr>
+      <w:r>
+        <w:t>06. W2 Trace the worked case</w:t>
       </w:r>
     </w:p>
     <w:p>
       <w:r>
-        <w:t>________________________________________________________________</w:t>
+        <w:t>Trace the worked case. Apply the supplied Security and privacy review facts and keep your reasoning.</w:t>
       </w:r>
     </w:p>
     <w:p>
-      <w:r>
-        <w:t>________________________________________________________________</w:t>
+      <w:pPr>
+        <w:spacing w:line="336" w:lineRule="auto" w:after="180"/>
+      </w:pPr>
+      <w:r>
+        <w:rPr>
+          <w:b/>
+        </w:rPr>
+        <w:t>Output</w:t>
+      </w:r>
+      <w:r>
+        <w:rPr>
+          <w:b w:val="0"/>
+        </w:rPr>
+        <w:t xml:space="preserve"> denies teacher guide, but cache contains it under a student-accessible key. Show the intermediate steps and give the conclusion with its scope.</w:t>
       </w:r>
     </w:p>
     <w:p>
-      <w:r>
-        <w:t>________________________________________________________________</w:t>
+      <w:pPr>
+        <w:pStyle w:val="Heading3"/>
+      </w:pPr>
+      <w:r>
+        <w:t>My reasoning and evidence</w:t>
       </w:r>
     </w:p>
     <w:p>
@@ -487,24 +629,18 @@
       </w:r>
     </w:p>
     <w:p>
-      <w:pPr>
-        <w:pStyle w:val="Heading1"/>
-      </w:pPr>
-      <w:r>
-        <w:t>07. W3 Audit the limit</w:t>
+      <w:r>
+        <w:t>________________________________________________________________</w:t>
       </w:r>
     </w:p>
     <w:p>
       <w:r>
-        <w:t>A report omits this qualification: Review findings are bounded by tested paths and threat assumptions, not a proof of complete security. Explain how omitting it could change a reader's interpretation, and write an accurate replacement.</w:t>
+        <w:t>________________________________________________________________</w:t>
       </w:r>
     </w:p>
     <w:p>
-      <w:pPr>
-        <w:pStyle w:val="Heading3"/>
-      </w:pPr>
-      <w:r>
-        <w:t>My reasoning and evidence</w:t>
+      <w:r>
+        <w:t>________________________________________________________________</w:t>
       </w:r>
     </w:p>
     <w:p>
@@ -518,44 +654,56 @@
       </w:r>
     </w:p>
     <w:p>
-      <w:r>
-        <w:t>________________________________________________________________</w:t>
+      <w:pPr>
+        <w:pStyle w:val="Heading1"/>
+      </w:pPr>
+      <w:r>
+        <w:t>07. W3 Audit the limit</w:t>
       </w:r>
     </w:p>
     <w:p>
       <w:r>
-        <w:t>________________________________________________________________</w:t>
+        <w:t>Audit the limit. Apply the supplied Security and privacy review facts and keep your reasoning.</w:t>
       </w:r>
     </w:p>
     <w:p>
-      <w:r>
-        <w:t>________________________________________________________________</w:t>
+      <w:pPr>
+        <w:spacing w:line="336" w:lineRule="auto" w:after="180"/>
+      </w:pPr>
+      <w:r>
+        <w:rPr>
+          <w:b w:val="0"/>
+        </w:rPr>
+        <w:t>A report omits this qualification: Review findings are bounded by tested paths and threat assumptions, not a proof of complete security.</w:t>
       </w:r>
     </w:p>
     <w:p>
-      <w:r>
-        <w:t>________________________________________________________________</w:t>
+      <w:pPr>
+        <w:spacing w:line="336" w:lineRule="auto" w:after="180"/>
+      </w:pPr>
+      <w:r>
+        <w:rPr>
+          <w:b w:val="0"/>
+        </w:rPr>
+        <w:t>Explain how omitting it could change a reader's interpretation, and write an accurate replacement.</w:t>
       </w:r>
     </w:p>
     <w:p>
       <w:pPr>
-        <w:pStyle w:val="Heading1"/>
-      </w:pPr>
-      <w:r>
-        <w:t>08. W4 Apply a new case independently</w:t>
+        <w:pStyle w:val="Heading3"/>
+      </w:pPr>
+      <w:r>
+        <w:t>My reasoning and evidence</w:t>
       </w:r>
     </w:p>
     <w:p>
       <w:r>
-        <w:t>Service blocks direct teacher lookup but diagnostic export includes full teacher answers. Identify defect and a test.</w:t>
+        <w:t>________________________________________________________________</w:t>
       </w:r>
     </w:p>
     <w:p>
-      <w:pPr>
-        <w:pStyle w:val="Heading3"/>
-      </w:pPr>
-      <w:r>
-        <w:t>My reasoning and evidence</w:t>
+      <w:r>
+        <w:t>________________________________________________________________</w:t>
       </w:r>
     </w:p>
     <w:p>
@@ -579,44 +727,50 @@
       </w:r>
     </w:p>
     <w:p>
-      <w:r>
-        <w:t>________________________________________________________________</w:t>
+      <w:pPr>
+        <w:pStyle w:val="Heading1"/>
+      </w:pPr>
+      <w:r>
+        <w:t>08. W4 Apply a new case independently</w:t>
       </w:r>
     </w:p>
     <w:p>
       <w:r>
-        <w:t>________________________________________________________________</w:t>
+        <w:t>Attempt before feedback. If this repeats the selected independent case, reuse that first attempt; otherwise keep a separate record. Apply a new case independently. Apply the supplied Security and privacy review facts and keep your reasoning.</w:t>
       </w:r>
     </w:p>
     <w:p>
-      <w:r>
-        <w:t>________________________________________________________________</w:t>
+      <w:pPr>
+        <w:spacing w:line="336" w:lineRule="auto" w:after="180"/>
+      </w:pPr>
+      <w:r>
+        <w:rPr>
+          <w:b w:val="0"/>
+        </w:rPr>
+        <w:t>Service blocks direct teacher lookup but diagnostic export includes full teacher answers. Identify defect and a test.</w:t>
       </w:r>
     </w:p>
     <w:p>
-      <w:r>
-        <w:t>________________________________________________________________</w:t>
+      <w:pPr>
+        <w:pStyle w:val="Heading3"/>
+      </w:pPr>
+      <w:r>
+        <w:t>My reasoning and evidence</w:t>
       </w:r>
     </w:p>
     <w:p>
-      <w:pPr>
-        <w:pStyle w:val="Heading1"/>
-      </w:pPr>
-      <w:r>
-        <w:t>09. W5 Design a revealing follow-up</w:t>
+      <w:r>
+        <w:t>________________________________________________________________</w:t>
       </w:r>
     </w:p>
     <w:p>
       <w:r>
-        <w:t>For the worked scenario, propose one additional case that could reveal a failure, describe its expected outcome before running it, and explain what would need to remain fixed for a fair comparison. Do not reuse W4 as a new final test after receiving feedback.</w:t>
+        <w:t>________________________________________________________________</w:t>
       </w:r>
     </w:p>
     <w:p>
-      <w:pPr>
-        <w:pStyle w:val="Heading3"/>
-      </w:pPr>
-      <w:r>
-        <w:t>My reasoning and evidence</w:t>
+      <w:r>
+        <w:t>________________________________________________________________</w:t>
       </w:r>
     </w:p>
     <w:p>
@@ -645,26 +799,38 @@
       </w:r>
     </w:p>
     <w:p>
-      <w:r>
-        <w:t>________________________________________________________________</w:t>
+      <w:pPr>
+        <w:pStyle w:val="Heading1"/>
+      </w:pPr>
+      <w:r>
+        <w:t>09. W5 Design a revealing follow-up</w:t>
       </w:r>
     </w:p>
     <w:p>
       <w:r>
-        <w:t>________________________________________________________________</w:t>
+        <w:t>Design a revealing follow-up. Apply the supplied Security and privacy review facts and keep your reasoning.</w:t>
       </w:r>
     </w:p>
     <w:p>
       <w:pPr>
-        <w:pStyle w:val="Heading1"/>
-      </w:pPr>
-      <w:r>
-        <w:t>10. Project checkpoint and reflection</w:t>
+        <w:spacing w:line="336" w:lineRule="auto" w:after="180"/>
+      </w:pPr>
+      <w:r>
+        <w:rPr>
+          <w:b w:val="0"/>
+        </w:rPr>
+        <w:t>For the worked scenario, propose one additional case that could reveal a failure, describe its expected outcome before running it, and explain what would need to remain fixed for a fair comparison.</w:t>
       </w:r>
     </w:p>
     <w:p>
-      <w:r>
-        <w:t>Add a labelled security and privacy review evidence sheet to Grounded Learning Service. Show how you can explain the mechanism and terminology of security and privacy review. Use the supplied fictional case and keep its inputs, intermediate steps, calculation or prediction, and limitation. Connect this record to last week’s record; a matching answer without a trace is insufficient.</w:t>
+      <w:pPr>
+        <w:spacing w:line="336" w:lineRule="auto" w:after="180"/>
+      </w:pPr>
+      <w:r>
+        <w:rPr>
+          <w:b w:val="0"/>
+        </w:rPr>
+        <w:t>Do not reuse W4 as a new final test after receiving feedback.</w:t>
       </w:r>
     </w:p>
     <w:p>
@@ -672,7 +838,7 @@
         <w:pStyle w:val="Heading3"/>
       </w:pPr>
       <w:r>
-        <w:t>My project change, supporting evidence and remaining limit</w:t>
+        <w:t>My reasoning and evidence</w:t>
       </w:r>
     </w:p>
     <w:p>
@@ -706,11 +872,166 @@
       </w:r>
     </w:p>
     <w:p>
+      <w:r>
+        <w:t>________________________________________________________________</w:t>
+      </w:r>
+    </w:p>
+    <w:p>
       <w:pPr>
         <w:pStyle w:val="Heading1"/>
       </w:pPr>
       <w:r>
+        <w:t>10. Project checkpoint and reflection</w:t>
+      </w:r>
+    </w:p>
+    <w:p>
+      <w:r>
+        <w:t>Connect Security and privacy review to Grounded Learning Service, identify a limit and choose the next useful test.</w:t>
+      </w:r>
+    </w:p>
+    <w:p>
+      <w:pPr>
+        <w:spacing w:line="336" w:lineRule="auto" w:after="180"/>
+      </w:pPr>
+      <w:r>
+        <w:rPr>
+          <w:b w:val="0"/>
+        </w:rPr>
+        <w:t xml:space="preserve">Add a labelled security and </w:t>
+      </w:r>
+      <w:r>
+        <w:rPr>
+          <w:b/>
+        </w:rPr>
+        <w:t>privacy review</w:t>
+      </w:r>
+      <w:r>
+        <w:rPr>
+          <w:b w:val="0"/>
+        </w:rPr>
+        <w:t xml:space="preserve"> </w:t>
+      </w:r>
+      <w:r>
+        <w:rPr>
+          <w:b/>
+        </w:rPr>
+        <w:t>evidence</w:t>
+      </w:r>
+      <w:r>
+        <w:rPr>
+          <w:b w:val="0"/>
+        </w:rPr>
+        <w:t xml:space="preserve"> sheet to Grounded Learning Service. Show how you can explain the </w:t>
+      </w:r>
+      <w:r>
+        <w:rPr>
+          <w:b/>
+        </w:rPr>
+        <w:t>mechanism</w:t>
+      </w:r>
+      <w:r>
+        <w:rPr>
+          <w:b w:val="0"/>
+        </w:rPr>
+        <w:t xml:space="preserve"> and terminology of security and </w:t>
+      </w:r>
+      <w:r>
+        <w:rPr>
+          <w:b/>
+        </w:rPr>
+        <w:t>privacy review</w:t>
+      </w:r>
+      <w:r>
+        <w:rPr>
+          <w:b w:val="0"/>
+        </w:rPr>
+        <w:t>.</w:t>
+      </w:r>
+    </w:p>
+    <w:p>
+      <w:pPr>
+        <w:spacing w:line="336" w:lineRule="auto" w:after="180"/>
+      </w:pPr>
+      <w:r>
+        <w:rPr>
+          <w:b w:val="0"/>
+        </w:rPr>
+        <w:t xml:space="preserve">Use the supplied fictional case and keep its </w:t>
+      </w:r>
+      <w:r>
+        <w:rPr>
+          <w:b/>
+        </w:rPr>
+        <w:t>input</w:t>
+      </w:r>
+      <w:r>
+        <w:rPr>
+          <w:b w:val="0"/>
+        </w:rPr>
+        <w:t xml:space="preserve">s, intermediate steps, calculation or </w:t>
+      </w:r>
+      <w:r>
+        <w:rPr>
+          <w:b/>
+        </w:rPr>
+        <w:t>prediction</w:t>
+      </w:r>
+      <w:r>
+        <w:rPr>
+          <w:b w:val="0"/>
+        </w:rPr>
+        <w:t>, and limitation. Connect this record to last week’s record; a matching answer without a trace is insufficient.</w:t>
+      </w:r>
+    </w:p>
+    <w:p>
+      <w:pPr>
+        <w:pStyle w:val="Heading3"/>
+      </w:pPr>
+      <w:r>
+        <w:t>My project change, supporting evidence and remaining limit</w:t>
+      </w:r>
+    </w:p>
+    <w:p>
+      <w:r>
+        <w:t>________________________________________________________________</w:t>
+      </w:r>
+    </w:p>
+    <w:p>
+      <w:r>
+        <w:t>________________________________________________________________</w:t>
+      </w:r>
+    </w:p>
+    <w:p>
+      <w:r>
+        <w:t>________________________________________________________________</w:t>
+      </w:r>
+    </w:p>
+    <w:p>
+      <w:r>
+        <w:t>________________________________________________________________</w:t>
+      </w:r>
+    </w:p>
+    <w:p>
+      <w:r>
+        <w:t>________________________________________________________________</w:t>
+      </w:r>
+    </w:p>
+    <w:p>
+      <w:r>
+        <w:t>________________________________________________________________</w:t>
+      </w:r>
+    </w:p>
+    <w:p>
+      <w:pPr>
+        <w:pStyle w:val="Heading1"/>
+      </w:pPr>
+      <w:r>
         <w:t>11. Feedback, return check and learning record</w:t>
+      </w:r>
+    </w:p>
+    <w:p>
+      <w:r>
+        <w:t>Record the first repaired step and a different case to revisit after a delay.</w:t>
       </w:r>
     </w:p>
     <w:tbl>
@@ -850,7 +1171,13 @@
       </w:tr>
     </w:tbl>
     <w:p>
-      <w:r>
+      <w:pPr>
+        <w:spacing w:line="336" w:lineRule="auto" w:after="180"/>
+      </w:pPr>
+      <w:r>
+        <w:rPr>
+          <w:b w:val="0"/>
+        </w:rPr>
         <w:t>Revisit this idea with your teacher after a delay. Familiarity is different from explaining and using it on a changed case.</w:t>
       </w:r>
     </w:p>
@@ -864,11 +1191,28 @@
     </w:p>
     <w:p>
       <w:r>
-        <w:t>Review a private note’s path. A revision service reads a learner’s private practice note; analytics need counts only.</w:t>
+        <w:t>Review a private note’s path. A revision service reads a learner’s private practice note; analytics need counts only. Explain the labelled step before checking the changed condition.</w:t>
       </w:r>
     </w:p>
     <w:p>
-      <w:r>
+      <w:pPr>
+        <w:spacing w:line="336" w:lineRule="auto" w:after="180"/>
+      </w:pPr>
+      <w:r>
+        <w:rPr>
+          <w:b w:val="0"/>
+        </w:rPr>
+        <w:t>Review a private note’s path. A revision service reads a learner’s private practice note; analytics need counts only.</w:t>
+      </w:r>
+    </w:p>
+    <w:p>
+      <w:pPr>
+        <w:spacing w:line="336" w:lineRule="auto" w:after="180"/>
+      </w:pPr>
+      <w:r>
+        <w:rPr>
+          <w:b w:val="0"/>
+        </w:rPr>
         <w:t>Only the learner and assigned teacher may read note text. The dashboard is authorised for aggregate counts, not notes.</w:t>
       </w:r>
     </w:p>
@@ -909,7 +1253,14 @@
       </w:r>
     </w:p>
     <w:p>
-      <w:r>
+      <w:pPr>
+        <w:spacing w:line="336" w:lineRule="auto" w:after="180"/>
+        <w:shd w:fill="F5F1FB"/>
+      </w:pPr>
+      <w:r>
+        <w:rPr>
+          <w:b w:val="0"/>
+        </w:rPr>
         <w:t>Trace private note content and analytics counts to their permitted readers. Why is storing full notes in the dashboard outside this design, and what risk can remain for tiny-group counts?</w:t>
       </w:r>
     </w:p>
@@ -952,36 +1303,128 @@
       </w:r>
     </w:p>
     <w:p>
-      <w:r>
-        <w:t>Support used: alone / hint / worked example. This record is practice evidence.</w:t>
+      <w:pPr>
+        <w:pStyle w:val="Heading3"/>
+      </w:pPr>
+      <w:r>
+        <w:t>Record the help used</w:t>
       </w:r>
     </w:p>
     <w:p>
-      <w:r>
-        <w:t>Project connection: For the Grounded Learning Service, retain an annotated trace and the changed-case result. Name the contract or evidence that makes the deciding step valid, so another team can review it.</w:t>
+      <w:pPr>
+        <w:spacing w:line="336" w:lineRule="auto" w:after="180"/>
+        <w:shd w:fill="F1F6F8"/>
+      </w:pPr>
+      <w:r>
+        <w:rPr>
+          <w:b w:val="0"/>
+        </w:rPr>
+        <w:t xml:space="preserve">Support used: alone / hint / worked example. This record is practice </w:t>
+      </w:r>
+      <w:r>
+        <w:rPr>
+          <w:b/>
+        </w:rPr>
+        <w:t>evidence</w:t>
+      </w:r>
+      <w:r>
+        <w:rPr>
+          <w:b w:val="0"/>
+        </w:rPr>
+        <w:t>.</w:t>
       </w:r>
     </w:p>
     <w:p>
       <w:pPr>
-        <w:pStyle w:val="Heading1"/>
-      </w:pPr>
-      <w:r>
-        <w:t>13. Project portfolio milestone</w:t>
+        <w:spacing w:line="336" w:lineRule="auto" w:after="180"/>
+      </w:pPr>
+      <w:r>
+        <w:rPr>
+          <w:b w:val="0"/>
+        </w:rPr>
+        <w:t xml:space="preserve">Project connection: For the Grounded Learning Service, retain an annotated trace and the changed-case result. Name the contract or </w:t>
+      </w:r>
+      <w:r>
+        <w:rPr>
+          <w:b/>
+        </w:rPr>
+        <w:t>evidence</w:t>
+      </w:r>
+      <w:r>
+        <w:rPr>
+          <w:b w:val="0"/>
+        </w:rPr>
+        <w:t xml:space="preserve"> that makes the deciding step valid, so another team can review it.</w:t>
       </w:r>
     </w:p>
     <w:p>
-      <w:r>
-        <w:t>Project: Grounded Learning Service</w:t>
+      <w:pPr>
+        <w:pStyle w:val="Heading1"/>
+      </w:pPr>
+      <w:r>
+        <w:t>13. Project portfolio milestone</w:t>
       </w:r>
     </w:p>
     <w:p>
       <w:r>
-        <w:t>Current milestone: Prepare the demonstration. Gather reproducible instructions, evidence, access checks and remaining limitations.</w:t>
+        <w:t>Keep this week’s input, deciding step, result and limit together in the Grounded Learning Service record.</w:t>
       </w:r>
     </w:p>
     <w:p>
-      <w:r>
-        <w:t>For the Grounded Learning Service, retain an annotated trace and the changed-case result. Name the contract or evidence that makes the deciding step valid, so another team can review it.</w:t>
+      <w:pPr>
+        <w:spacing w:line="336" w:lineRule="auto" w:after="180"/>
+      </w:pPr>
+      <w:r>
+        <w:rPr>
+          <w:b w:val="0"/>
+        </w:rPr>
+        <w:t>Project: Grounded Learning Service</w:t>
+      </w:r>
+    </w:p>
+    <w:p>
+      <w:pPr>
+        <w:spacing w:line="336" w:lineRule="auto" w:after="180"/>
+      </w:pPr>
+      <w:r>
+        <w:rPr>
+          <w:b w:val="0"/>
+        </w:rPr>
+        <w:t xml:space="preserve">Current milestone: Prepare the demonstration. Gather reproducible instructions, </w:t>
+      </w:r>
+      <w:r>
+        <w:rPr>
+          <w:b/>
+        </w:rPr>
+        <w:t>evidence</w:t>
+      </w:r>
+      <w:r>
+        <w:rPr>
+          <w:b w:val="0"/>
+        </w:rPr>
+        <w:t>, access checks and remaining limitations.</w:t>
+      </w:r>
+    </w:p>
+    <w:p>
+      <w:pPr>
+        <w:spacing w:line="336" w:lineRule="auto" w:after="180"/>
+      </w:pPr>
+      <w:r>
+        <w:rPr>
+          <w:b w:val="0"/>
+        </w:rPr>
+        <w:t xml:space="preserve">For the Grounded Learning Service, retain an annotated trace and the changed-case result. Name the contract or </w:t>
+      </w:r>
+      <w:r>
+        <w:rPr>
+          <w:b/>
+        </w:rPr>
+        <w:t>evidence</w:t>
+      </w:r>
+      <w:r>
+        <w:rPr>
+          <w:b w:val="0"/>
+        </w:rPr>
+        <w:t xml:space="preserve"> that makes the deciding step valid, so another team can review it.</w:t>
       </w:r>
     </w:p>
     <w:tbl>
@@ -1143,53 +1586,92 @@
     </w:p>
     <w:p>
       <w:r>
-        <w:t>Use this supported practice once, in the browser or on paper. Keep the reserved independent assessment for a separate first attempt before teacher feedback.</w:t>
+        <w:t>Try the supported questions before comparing with hints and feedback. Record what you repaired and the evidence you retained.</w:t>
       </w:r>
     </w:p>
     <w:p>
-      <w:r>
-        <w:t>Review a private note’s path. A revision service reads a learner’s private practice note; analytics need counts only.</w:t>
+      <w:pPr>
+        <w:spacing w:line="336" w:lineRule="auto" w:after="180"/>
+      </w:pPr>
+      <w:r>
+        <w:rPr>
+          <w:b w:val="0"/>
+        </w:rPr>
+        <w:t>Use this supported practice once, in the browser or on paper. Keep the reserved independent assessment for a separate first attempt before teacher feedback.</w:t>
       </w:r>
     </w:p>
     <w:p>
       <w:pPr>
-        <w:pStyle w:val="Heading3"/>
-      </w:pPr>
-      <w:r>
-        <w:t>Practice 1: explain the deciding evidence</w:t>
+        <w:spacing w:line="336" w:lineRule="auto" w:after="180"/>
+      </w:pPr>
+      <w:r>
+        <w:rPr>
+          <w:b w:val="0"/>
+        </w:rPr>
+        <w:t>Review a private note’s path. A revision service reads a learner’s private practice note; analytics need counts only.</w:t>
       </w:r>
     </w:p>
     <w:p>
-      <w:r>
-        <w:t>Which labelled step matches this detail? Send revision counts without copying private notes.</w:t>
+      <w:pPr>
+        <w:pStyle w:val="Heading3"/>
+      </w:pPr>
+      <w:r>
+        <w:t>Practice 1: explain the deciding evidence</w:t>
       </w:r>
     </w:p>
     <w:p>
-      <w:r>
-        <w:t>1. Map content path</w:t>
+      <w:pPr>
+        <w:spacing w:line="336" w:lineRule="auto" w:after="180"/>
+      </w:pPr>
+      <w:r>
+        <w:rPr>
+          <w:b w:val="0"/>
+        </w:rPr>
+        <w:t>Which labelled step matches this detail? Send revision counts without copying private notes.</w:t>
       </w:r>
     </w:p>
     <w:p>
-      <w:r>
-        <w:t>2. Check readers</w:t>
+      <w:pPr>
+        <w:spacing w:line="336" w:lineRule="auto" w:after="180"/>
+        <w:shd w:fill="F4F9FC"/>
+      </w:pPr>
+      <w:r>
+        <w:rPr>
+          <w:b w:val="0"/>
+        </w:rPr>
+        <w:t>1. Map content path</w:t>
       </w:r>
     </w:p>
     <w:p>
-      <w:r>
-        <w:t>3. Minimise analytics</w:t>
+      <w:pPr>
+        <w:spacing w:line="336" w:lineRule="auto" w:after="180"/>
+        <w:shd w:fill="F4F9FC"/>
+      </w:pPr>
+      <w:r>
+        <w:rPr>
+          <w:b w:val="0"/>
+        </w:rPr>
+        <w:t>2. Check readers</w:t>
       </w:r>
     </w:p>
     <w:p>
       <w:pPr>
-        <w:pStyle w:val="Heading3"/>
-      </w:pPr>
-      <w:r>
-        <w:t>My selected conclusion, deciding fact and explanation</w:t>
+        <w:spacing w:line="336" w:lineRule="auto" w:after="180"/>
+        <w:shd w:fill="F4F9FC"/>
+      </w:pPr>
+      <w:r>
+        <w:rPr>
+          <w:b w:val="0"/>
+        </w:rPr>
+        <w:t>3. Minimise analytics</w:t>
       </w:r>
     </w:p>
     <w:p>
-      <w:r>
-        <w:t>________________________________________________________________</w:t>
+      <w:pPr>
+        <w:pStyle w:val="Heading3"/>
+      </w:pPr>
+      <w:r>
+        <w:t>My selected conclusion, deciding fact and explanation</w:t>
       </w:r>
     </w:p>
     <w:p>
@@ -1214,40 +1696,79 @@
     </w:p>
     <w:p>
       <w:r>
-        <w:t>Hint if needed: Read the steps in the pictorial case. Match the supplied detail to the stage that performs or records it.</w:t>
+        <w:t>________________________________________________________________</w:t>
       </w:r>
     </w:p>
     <w:p>
-      <w:r>
-        <w:t>After your attempt, compare with the supported explanation: Minimise analytics Send revision counts without copying private notes. A privacy review follows data and authority through components. A useful dashboard does not automatically need every underlying private detail.</w:t>
+      <w:pPr>
+        <w:pStyle w:val="Heading3"/>
+      </w:pPr>
+      <w:r>
+        <w:t>Hint · try first</w:t>
       </w:r>
     </w:p>
     <w:p>
       <w:pPr>
-        <w:pStyle w:val="Heading3"/>
-      </w:pPr>
-      <w:r>
-        <w:t>Practice 2: explain the deciding evidence</w:t>
+        <w:spacing w:line="336" w:lineRule="auto" w:after="180"/>
+        <w:shd w:fill="F1F6F8"/>
+      </w:pPr>
+      <w:r>
+        <w:rPr>
+          <w:b w:val="0"/>
+        </w:rPr>
+        <w:t>Hint if needed: Read the steps in the pictorial case. Match the supplied detail to the stage that performs or records it.</w:t>
       </w:r>
     </w:p>
     <w:p>
-      <w:r>
-        <w:t>Changed-case practice: The dashboard starts storing full notes. Which conclusion is supported by the supplied facts?</w:t>
+      <w:pPr>
+        <w:pStyle w:val="Heading3"/>
+      </w:pPr>
+      <w:r>
+        <w:t>Feedback · compare after trying</w:t>
       </w:r>
     </w:p>
     <w:p>
-      <w:r>
-        <w:t>1. This one example guarantees correct results for every future input.</w:t>
+      <w:pPr>
+        <w:spacing w:line="336" w:lineRule="auto" w:after="180"/>
+        <w:shd w:fill="F1F6FC"/>
+      </w:pPr>
+      <w:r>
+        <w:rPr>
+          <w:b w:val="0"/>
+        </w:rPr>
+        <w:t xml:space="preserve">After your attempt, compare with the supported explanation: Minimise analytics Send revision counts without copying private notes. A </w:t>
+      </w:r>
+      <w:r>
+        <w:rPr>
+          <w:b/>
+        </w:rPr>
+        <w:t>privacy review</w:t>
+      </w:r>
+      <w:r>
+        <w:rPr>
+          <w:b w:val="0"/>
+        </w:rPr>
+        <w:t xml:space="preserve"> follows data and authority through components.</w:t>
       </w:r>
     </w:p>
     <w:p>
-      <w:r>
-        <w:t>2. Flag the unapproved content path and remove it from the design.</w:t>
+      <w:pPr>
+        <w:spacing w:line="336" w:lineRule="auto" w:after="180"/>
+        <w:shd w:fill="F1F6FC"/>
+      </w:pPr>
+      <w:r>
+        <w:rPr>
+          <w:b w:val="0"/>
+        </w:rPr>
+        <w:t>A useful dashboard does not automatically need every underlying private detail.</w:t>
       </w:r>
     </w:p>
     <w:p>
-      <w:r>
-        <w:t>3. We can decide the result without examining the changed input or the procedure.</w:t>
+      <w:pPr>
+        <w:pStyle w:val="Heading3"/>
+      </w:pPr>
+      <w:r>
+        <w:t>Practice 2: explain the deciding evidence</w:t>
       </w:r>
     </w:p>
     <w:p>
@@ -1255,91 +1776,1085 @@
         <w:pStyle w:val="Heading3"/>
       </w:pPr>
       <w:r>
-        <w:t>My selected conclusion, deciding fact and explanation</w:t>
+        <w:t>Changed case · predict first</w:t>
       </w:r>
     </w:p>
     <w:p>
-      <w:r>
-        <w:t>________________________________________________________________</w:t>
+      <w:pPr>
+        <w:spacing w:line="336" w:lineRule="auto" w:after="180"/>
+        <w:shd w:fill="F5F1FB"/>
+      </w:pPr>
+      <w:r>
+        <w:rPr>
+          <w:b w:val="0"/>
+        </w:rPr>
+        <w:t>Changed-case practice: The dashboard starts storing full notes. Which conclusion is supported by the supplied facts?</w:t>
       </w:r>
     </w:p>
     <w:p>
-      <w:r>
-        <w:t>________________________________________________________________</w:t>
+      <w:pPr>
+        <w:spacing w:line="336" w:lineRule="auto" w:after="180"/>
+        <w:shd w:fill="F4F9FC"/>
+      </w:pPr>
+      <w:r>
+        <w:rPr>
+          <w:b w:val="0"/>
+        </w:rPr>
+        <w:t xml:space="preserve">1. This one example guarantees correct results for every future </w:t>
+      </w:r>
+      <w:r>
+        <w:rPr>
+          <w:b/>
+        </w:rPr>
+        <w:t>input</w:t>
+      </w:r>
+      <w:r>
+        <w:rPr>
+          <w:b w:val="0"/>
+        </w:rPr>
+        <w:t>.</w:t>
       </w:r>
     </w:p>
     <w:p>
-      <w:r>
-        <w:t>________________________________________________________________</w:t>
+      <w:pPr>
+        <w:spacing w:line="336" w:lineRule="auto" w:after="180"/>
+        <w:shd w:fill="F4F9FC"/>
+      </w:pPr>
+      <w:r>
+        <w:rPr>
+          <w:b w:val="0"/>
+        </w:rPr>
+        <w:t>2. Flag the unapproved content path and remove it from the design.</w:t>
       </w:r>
     </w:p>
     <w:p>
-      <w:r>
-        <w:t>________________________________________________________________</w:t>
+      <w:pPr>
+        <w:spacing w:line="336" w:lineRule="auto" w:after="180"/>
+        <w:shd w:fill="F4F9FC"/>
+      </w:pPr>
+      <w:r>
+        <w:rPr>
+          <w:b w:val="0"/>
+        </w:rPr>
+        <w:t xml:space="preserve">3. We can decide the result without examining the changed </w:t>
+      </w:r>
+      <w:r>
+        <w:rPr>
+          <w:b/>
+        </w:rPr>
+        <w:t>input</w:t>
+      </w:r>
+      <w:r>
+        <w:rPr>
+          <w:b w:val="0"/>
+        </w:rPr>
+        <w:t xml:space="preserve"> or the procedure.</w:t>
       </w:r>
     </w:p>
     <w:p>
-      <w:r>
-        <w:t>________________________________________________________________</w:t>
+      <w:pPr>
+        <w:pStyle w:val="Heading3"/>
+      </w:pPr>
+      <w:r>
+        <w:t>My selected conclusion, deciding fact and explanation</w:t>
       </w:r>
     </w:p>
     <w:p>
       <w:r>
-        <w:t>Hint if needed: Use the changed condition and the deciding step in the pictorial trace. The answer must say what follows from those facts.</w:t>
+        <w:t>________________________________________________________________</w:t>
       </w:r>
     </w:p>
     <w:p>
       <w:r>
-        <w:t>After your attempt, compare with the supported explanation: Flag the unapproved content path and remove it from the design. Its count-only purpose does not grant note-reading permission.</w:t>
+        <w:t>________________________________________________________________</w:t>
       </w:r>
     </w:p>
     <w:p>
-      <w:pPr>
-        <w:pStyle w:val="Heading3"/>
-      </w:pPr>
-      <w:r>
-        <w:t>Repair a missing building block</w:t>
+      <w:r>
+        <w:t>________________________________________________________________</w:t>
       </w:r>
     </w:p>
     <w:p>
       <w:r>
-        <w:t>Review Performance and cost experiments (ai-6/29). Goal: Explain the mechanism and terminology of performance and cost experiments. Short practice: Calculate per-case seconds and cost units for A and B. Which meets a budget of at most 2 cost units per case, and what speed trade-off does that choice make?. Return to this week and explain what you changed.</w:t>
+        <w:t>________________________________________________________________</w:t>
       </w:r>
     </w:p>
     <w:p>
       <w:r>
-        <w:t>Review Human escalation workflows (ai-6/27). Goal: Explain the mechanism and terminology of human escalation workflows. Short practice: Identify the exact service boundary in the bottle question. What accurate information belongs in the supervisor handoff, and what remains unresolved if nobody is reachable?. Return to this week and explain what you changed.</w:t>
+        <w:t>________________________________________________________________</w:t>
       </w:r>
     </w:p>
     <w:p>
-      <w:r>
-        <w:t>Review Release and rollback (ai-6/24). Goal: Explain the mechanism and terminology of release and rollback. Short practice: Compute A’s and B’s correctness percentages. Why is B still blocked, and does passing a fresh privacy check automatically satisfy every release gate?. Return to this week and explain what you changed.</w:t>
+      <w:pPr>
+        <w:pStyle w:val="Heading3"/>
+      </w:pPr>
+      <w:r>
+        <w:t>Hint · try first</w:t>
       </w:r>
     </w:p>
     <w:p>
       <w:pPr>
-        <w:pStyle w:val="Heading3"/>
-      </w:pPr>
-      <w:r>
-        <w:t>Keep your completed work</w:t>
+        <w:spacing w:line="336" w:lineRule="auto" w:after="180"/>
+        <w:shd w:fill="F1F6F8"/>
+      </w:pPr>
+      <w:r>
+        <w:rPr>
+          <w:b w:val="0"/>
+        </w:rPr>
+        <w:t>Hint if needed: Use the changed condition and the deciding step in the pictorial trace. The answer must say what follows from those facts.</w:t>
       </w:r>
     </w:p>
     <w:p>
-      <w:r>
-        <w:t>Use Download completed work in the hosted lesson to export your answers, reflections, practice feedback and code-run evidence. Open the HTML copy to read or print it. Drafts stay in this browser when storage is available; clear drafts on a shared device.</w:t>
+      <w:pPr>
+        <w:pStyle w:val="Heading3"/>
+      </w:pPr>
+      <w:r>
+        <w:t>Feedback · compare after trying</w:t>
       </w:r>
     </w:p>
     <w:p>
       <w:pPr>
-        <w:pStyle w:val="Heading3"/>
-      </w:pPr>
-      <w:r>
-        <w:t>What I repaired, the evidence I kept and the next test</w:t>
+        <w:spacing w:line="336" w:lineRule="auto" w:after="180"/>
+        <w:shd w:fill="F1F6FC"/>
+      </w:pPr>
+      <w:r>
+        <w:rPr>
+          <w:b w:val="0"/>
+        </w:rPr>
+        <w:t>After your attempt, compare with the supported explanation: Flag the unapproved content path and remove it from the design. Its count-only purpose does not grant note-reading permission.</w:t>
       </w:r>
     </w:p>
     <w:p>
+      <w:pPr>
+        <w:pStyle w:val="Heading3"/>
+      </w:pPr>
+      <w:r>
+        <w:t>Repair a missing building block</w:t>
+      </w:r>
+    </w:p>
+    <w:p>
+      <w:pPr>
+        <w:spacing w:line="336" w:lineRule="auto" w:after="180"/>
+      </w:pPr>
+      <w:r>
+        <w:rPr>
+          <w:b w:val="0"/>
+        </w:rPr>
+        <w:t xml:space="preserve">Review Performance and cost experiments (ai-6/29). Goal: Explain the </w:t>
+      </w:r>
+      <w:r>
+        <w:rPr>
+          <w:b/>
+        </w:rPr>
+        <w:t>mechanism</w:t>
+      </w:r>
+      <w:r>
+        <w:rPr>
+          <w:b w:val="0"/>
+        </w:rPr>
+        <w:t xml:space="preserve"> and terminology of performance and cost experiments. Short practice: Calculate per-case seconds and cost units for A and B.</w:t>
+      </w:r>
+    </w:p>
+    <w:p>
+      <w:pPr>
+        <w:spacing w:line="336" w:lineRule="auto" w:after="180"/>
+      </w:pPr>
+      <w:r>
+        <w:rPr>
+          <w:b w:val="0"/>
+        </w:rPr>
+        <w:t>Which meets a budget of at most 2 cost units per case, and what speed trade-off does that choice make?. Return to this week and explain what you changed.</w:t>
+      </w:r>
+    </w:p>
+    <w:p>
+      <w:pPr>
+        <w:spacing w:line="336" w:lineRule="auto" w:after="180"/>
+      </w:pPr>
+      <w:r>
+        <w:rPr>
+          <w:b w:val="0"/>
+        </w:rPr>
+        <w:t xml:space="preserve">Review Human escalation workflows (ai-6/27). Goal: Explain the </w:t>
+      </w:r>
+      <w:r>
+        <w:rPr>
+          <w:b/>
+        </w:rPr>
+        <w:t>mechanism</w:t>
+      </w:r>
+      <w:r>
+        <w:rPr>
+          <w:b w:val="0"/>
+        </w:rPr>
+        <w:t xml:space="preserve"> and terminology of human escalation workflows. Short practice: Identify the exact service boundary in the bottle question.</w:t>
+      </w:r>
+    </w:p>
+    <w:p>
+      <w:pPr>
+        <w:spacing w:line="336" w:lineRule="auto" w:after="180"/>
+      </w:pPr>
+      <w:r>
+        <w:rPr>
+          <w:b w:val="0"/>
+        </w:rPr>
+        <w:t>What accurate information belongs in the supervisor handoff, and what remains unresolved if nobody is reachable?. Return to this week and explain what you changed.</w:t>
+      </w:r>
+    </w:p>
+    <w:p>
+      <w:pPr>
+        <w:spacing w:line="336" w:lineRule="auto" w:after="180"/>
+      </w:pPr>
+      <w:r>
+        <w:rPr>
+          <w:b w:val="0"/>
+        </w:rPr>
+        <w:t xml:space="preserve">Review Release and rollback (ai-6/24). Goal: Explain the </w:t>
+      </w:r>
+      <w:r>
+        <w:rPr>
+          <w:b/>
+        </w:rPr>
+        <w:t>mechanism</w:t>
+      </w:r>
+      <w:r>
+        <w:rPr>
+          <w:b w:val="0"/>
+        </w:rPr>
+        <w:t xml:space="preserve"> and terminology of release and rollback. Short practice: Compute A’s and B’s correctness percentages.</w:t>
+      </w:r>
+    </w:p>
+    <w:p>
+      <w:pPr>
+        <w:spacing w:line="336" w:lineRule="auto" w:after="180"/>
+      </w:pPr>
+      <w:r>
+        <w:rPr>
+          <w:b w:val="0"/>
+        </w:rPr>
+        <w:t>Why is B still blocked, and does passing a fresh privacy check automatically satisfy every release gate?. Return to this week and explain what you changed.</w:t>
+      </w:r>
+    </w:p>
+    <w:p>
+      <w:pPr>
+        <w:pStyle w:val="Heading3"/>
+      </w:pPr>
+      <w:r>
+        <w:t>Keep your completed work</w:t>
+      </w:r>
+    </w:p>
+    <w:p>
+      <w:pPr>
+        <w:spacing w:line="336" w:lineRule="auto" w:after="180"/>
+      </w:pPr>
+      <w:r>
+        <w:rPr>
+          <w:b w:val="0"/>
+        </w:rPr>
+        <w:t xml:space="preserve">Use Download completed work in the hosted lesson to export your answers, reflections, practice feedback and code-run </w:t>
+      </w:r>
+      <w:r>
+        <w:rPr>
+          <w:b/>
+        </w:rPr>
+        <w:t>evidence</w:t>
+      </w:r>
+      <w:r>
+        <w:rPr>
+          <w:b w:val="0"/>
+        </w:rPr>
+        <w:t>. Open the HTML copy to read or print it.</w:t>
+      </w:r>
+    </w:p>
+    <w:p>
+      <w:pPr>
+        <w:spacing w:line="336" w:lineRule="auto" w:after="180"/>
+      </w:pPr>
+      <w:r>
+        <w:rPr>
+          <w:b w:val="0"/>
+        </w:rPr>
+        <w:t>Drafts stay in this browser when storage is available; clear drafts on a shared device.</w:t>
+      </w:r>
+    </w:p>
+    <w:p>
+      <w:pPr>
+        <w:pStyle w:val="Heading3"/>
+      </w:pPr>
+      <w:r>
+        <w:t>What I repaired, the evidence I kept and the next test</w:t>
+      </w:r>
+    </w:p>
+    <w:p>
       <w:r>
         <w:t>________________________________________________________________</w:t>
+      </w:r>
+    </w:p>
+    <w:p>
+      <w:r>
+        <w:t>________________________________________________________________</w:t>
+      </w:r>
+    </w:p>
+    <w:p>
+      <w:r>
+        <w:t>________________________________________________________________</w:t>
+      </w:r>
+    </w:p>
+    <w:p>
+      <w:r>
+        <w:t>________________________________________________________________</w:t>
+      </w:r>
+    </w:p>
+    <w:p>
+      <w:r>
+        <w:t>________________________________________________________________</w:t>
+      </w:r>
+    </w:p>
+    <w:p>
+      <w:pPr>
+        <w:pStyle w:val="Heading1"/>
+      </w:pPr>
+      <w:r>
+        <w:t>15. Visual concept journey</w:t>
+      </w:r>
+    </w:p>
+    <w:p>
+      <w:r>
+        <w:t>Explain each Security and privacy review picture from its labels, then record a relevant limit.</w:t>
+      </w:r>
+    </w:p>
+    <w:p>
+      <w:pPr>
+        <w:pStyle w:val="Heading3"/>
+      </w:pPr>
+      <w:r>
+        <w:t>01. Security and privacy review: the case</w:t>
+      </w:r>
+    </w:p>
+    <w:p>
+      <w:r>
+        <w:drawing>
+          <wp:inline xmlns:a="http://schemas.openxmlformats.org/drawingml/2006/main" xmlns:pic="http://schemas.openxmlformats.org/drawingml/2006/picture">
+            <wp:extent cx="5486400" cy="2834640"/>
+            <wp:docPr id="2" name="Picture 2" descr="Review a private note’s path. A revision service reads a learner’s private practice note; analytics need counts only. Supplied facts: Only the learner and assigned teacher may read note text. The dashboard is authorised for aggregate counts, not notes."/>
+            <wp:cNvGraphicFramePr>
+              <a:graphicFrameLocks noChangeAspect="1"/>
+            </wp:cNvGraphicFramePr>
+            <a:graphic>
+              <a:graphicData uri="http://schemas.openxmlformats.org/drawingml/2006/picture">
+                <pic:pic>
+                  <pic:nvPicPr>
+                    <pic:cNvPr id="0" name="academy-story-ai-6-30-01.png"/>
+                    <pic:cNvPicPr/>
+                  </pic:nvPicPr>
+                  <pic:blipFill>
+                    <a:blip r:embed="rId10"/>
+                    <a:stretch>
+                      <a:fillRect/>
+                    </a:stretch>
+                  </pic:blipFill>
+                  <pic:spPr>
+                    <a:xfrm>
+                      <a:off x="0" y="0"/>
+                      <a:ext cx="5486400" cy="2834640"/>
+                    </a:xfrm>
+                    <a:prstGeom prst="rect"/>
+                  </pic:spPr>
+                </pic:pic>
+              </a:graphicData>
+            </a:graphic>
+          </wp:inline>
+        </w:drawing>
+      </w:r>
+    </w:p>
+    <w:p>
+      <w:pPr>
+        <w:spacing w:line="336" w:lineRule="auto" w:after="180"/>
+      </w:pPr>
+      <w:r>
+        <w:rPr>
+          <w:b w:val="0"/>
+        </w:rPr>
+        <w:t>Review a private note’s path. A revision service reads a learner’s private practice note; analytics need counts only. Supplied facts: Only the learner and assigned teacher may read note text.</w:t>
+      </w:r>
+    </w:p>
+    <w:p>
+      <w:pPr>
+        <w:spacing w:line="336" w:lineRule="auto" w:after="180"/>
+      </w:pPr>
+      <w:r>
+        <w:rPr>
+          <w:b w:val="0"/>
+        </w:rPr>
+        <w:t>The dashboard is authorised for aggregate counts, not notes.</w:t>
+      </w:r>
+    </w:p>
+    <w:p>
+      <w:pPr>
+        <w:spacing w:line="336" w:lineRule="auto" w:after="180"/>
+        <w:shd w:fill="F5F1FB"/>
+      </w:pPr>
+      <w:r>
+        <w:rPr>
+          <w:b w:val="0"/>
+        </w:rPr>
+        <w:t>Point to the given fact that matters most. Explain why it matters.</w:t>
+      </w:r>
+    </w:p>
+    <w:p>
+      <w:pPr>
+        <w:pStyle w:val="Heading3"/>
+      </w:pPr>
+      <w:r>
+        <w:t>My picture explanation, deciding evidence and one limit</w:t>
+      </w:r>
+    </w:p>
+    <w:p>
+      <w:r>
+        <w:t>________________________________________________________________</w:t>
+      </w:r>
+    </w:p>
+    <w:p>
+      <w:r>
+        <w:t>________________________________________________________________</w:t>
+      </w:r>
+    </w:p>
+    <w:p>
+      <w:r>
+        <w:t>________________________________________________________________</w:t>
+      </w:r>
+    </w:p>
+    <w:p>
+      <w:r>
+        <w:t>________________________________________________________________</w:t>
+      </w:r>
+    </w:p>
+    <w:p>
+      <w:pPr>
+        <w:pStyle w:val="Heading3"/>
+      </w:pPr>
+      <w:r>
+        <w:t>02. Follow the deciding steps</w:t>
+      </w:r>
+    </w:p>
+    <w:p>
+      <w:r>
+        <w:drawing>
+          <wp:inline xmlns:a="http://schemas.openxmlformats.org/drawingml/2006/main" xmlns:pic="http://schemas.openxmlformats.org/drawingml/2006/picture">
+            <wp:extent cx="5486400" cy="3182112"/>
+            <wp:docPr id="3" name="Picture 3" descr="Map content path: The authorised revision service receives the note. → Check readers: The stated learner and teacher can retrieve its text. → Minimise analytics: Send revision counts without copying private notes."/>
+            <wp:cNvGraphicFramePr>
+              <a:graphicFrameLocks noChangeAspect="1"/>
+            </wp:cNvGraphicFramePr>
+            <a:graphic>
+              <a:graphicData uri="http://schemas.openxmlformats.org/drawingml/2006/picture">
+                <pic:pic>
+                  <pic:nvPicPr>
+                    <pic:cNvPr id="0" name="academy-story-ai-6-30-02.png"/>
+                    <pic:cNvPicPr/>
+                  </pic:nvPicPr>
+                  <pic:blipFill>
+                    <a:blip r:embed="rId11"/>
+                    <a:stretch>
+                      <a:fillRect/>
+                    </a:stretch>
+                  </pic:blipFill>
+                  <pic:spPr>
+                    <a:xfrm>
+                      <a:off x="0" y="0"/>
+                      <a:ext cx="5486400" cy="3182112"/>
+                    </a:xfrm>
+                    <a:prstGeom prst="rect"/>
+                  </pic:spPr>
+                </pic:pic>
+              </a:graphicData>
+            </a:graphic>
+          </wp:inline>
+        </w:drawing>
+      </w:r>
+    </w:p>
+    <w:p>
+      <w:pPr>
+        <w:spacing w:line="336" w:lineRule="auto" w:after="180"/>
+      </w:pPr>
+      <w:r>
+        <w:rPr>
+          <w:b w:val="0"/>
+        </w:rPr>
+        <w:t>Map content path: The authorised revision service receives the note. → Check readers: The stated learner and teacher can retrieve its text. → Minimise analytics: Send revision counts without copying private notes.</w:t>
+      </w:r>
+    </w:p>
+    <w:p>
+      <w:pPr>
+        <w:spacing w:line="336" w:lineRule="auto" w:after="180"/>
+        <w:shd w:fill="F5F1FB"/>
+      </w:pPr>
+      <w:r>
+        <w:rPr>
+          <w:b w:val="0"/>
+        </w:rPr>
+        <w:t xml:space="preserve">Point to each numbered stage and explain which recorded </w:t>
+      </w:r>
+      <w:r>
+        <w:rPr>
+          <w:b/>
+        </w:rPr>
+        <w:t>input</w:t>
+      </w:r>
+      <w:r>
+        <w:rPr>
+          <w:b w:val="0"/>
+        </w:rPr>
+        <w:t xml:space="preserve"> it uses.</w:t>
+      </w:r>
+    </w:p>
+    <w:p>
+      <w:pPr>
+        <w:pStyle w:val="Heading3"/>
+      </w:pPr>
+      <w:r>
+        <w:t>My picture explanation, deciding evidence and one limit</w:t>
+      </w:r>
+    </w:p>
+    <w:p>
+      <w:r>
+        <w:t>________________________________________________________________</w:t>
+      </w:r>
+    </w:p>
+    <w:p>
+      <w:r>
+        <w:t>________________________________________________________________</w:t>
+      </w:r>
+    </w:p>
+    <w:p>
+      <w:r>
+        <w:t>________________________________________________________________</w:t>
+      </w:r>
+    </w:p>
+    <w:p>
+      <w:r>
+        <w:t>________________________________________________________________</w:t>
+      </w:r>
+    </w:p>
+    <w:p>
+      <w:pPr>
+        <w:pStyle w:val="Heading3"/>
+      </w:pPr>
+      <w:r>
+        <w:t>03. Security and privacy review — evidence trace</w:t>
+      </w:r>
+    </w:p>
+    <w:p>
+      <w:r>
+        <w:drawing>
+          <wp:inline xmlns:a="http://schemas.openxmlformats.org/drawingml/2006/main" xmlns:pic="http://schemas.openxmlformats.org/drawingml/2006/picture">
+            <wp:extent cx="5486400" cy="2996184"/>
+            <wp:docPr id="4" name="Picture 4" descr="Security and privacy review — evidence trace. Output denies teacher guide, but cache contains it under a student-accessible key. | For the classroom service identify restricted guides, session secrets and student content. Test denied roles, unexpected fields, source injection and minimised logging without real credentials. | Access remains broken through the cache path. Review every storage/return path and assert restricted data never reaches student output/context."/>
+            <wp:cNvGraphicFramePr>
+              <a:graphicFrameLocks noChangeAspect="1"/>
+            </wp:cNvGraphicFramePr>
+            <a:graphic>
+              <a:graphicData uri="http://schemas.openxmlformats.org/drawingml/2006/picture">
+                <pic:pic>
+                  <pic:nvPicPr>
+                    <pic:cNvPr id="0" name="academy-story-ai-6-30-03.png"/>
+                    <pic:cNvPicPr/>
+                  </pic:nvPicPr>
+                  <pic:blipFill>
+                    <a:blip r:embed="rId12"/>
+                    <a:stretch>
+                      <a:fillRect/>
+                    </a:stretch>
+                  </pic:blipFill>
+                  <pic:spPr>
+                    <a:xfrm>
+                      <a:off x="0" y="0"/>
+                      <a:ext cx="5486400" cy="2996184"/>
+                    </a:xfrm>
+                    <a:prstGeom prst="rect"/>
+                  </pic:spPr>
+                </pic:pic>
+              </a:graphicData>
+            </a:graphic>
+          </wp:inline>
+        </w:drawing>
+      </w:r>
+    </w:p>
+    <w:p>
+      <w:pPr>
+        <w:spacing w:line="336" w:lineRule="auto" w:after="180"/>
+      </w:pPr>
+      <w:r>
+        <w:rPr>
+          <w:b w:val="0"/>
+        </w:rPr>
+        <w:t xml:space="preserve">Security and </w:t>
+      </w:r>
+      <w:r>
+        <w:rPr>
+          <w:b/>
+        </w:rPr>
+        <w:t>privacy review</w:t>
+      </w:r>
+      <w:r>
+        <w:rPr>
+          <w:b w:val="0"/>
+        </w:rPr>
+        <w:t xml:space="preserve"> — </w:t>
+      </w:r>
+      <w:r>
+        <w:rPr>
+          <w:b/>
+        </w:rPr>
+        <w:t>evidence</w:t>
+      </w:r>
+      <w:r>
+        <w:rPr>
+          <w:b w:val="0"/>
+        </w:rPr>
+        <w:t xml:space="preserve"> trace. </w:t>
+      </w:r>
+      <w:r>
+        <w:rPr>
+          <w:b/>
+        </w:rPr>
+        <w:t>Output</w:t>
+      </w:r>
+      <w:r>
+        <w:rPr>
+          <w:b w:val="0"/>
+        </w:rPr>
+        <w:t xml:space="preserve"> denies teacher guide, but cache contains it under a student-accessible key. | For the classroom service identify restricted guides, session secrets and student content.</w:t>
+      </w:r>
+    </w:p>
+    <w:p>
+      <w:pPr>
+        <w:spacing w:line="336" w:lineRule="auto" w:after="180"/>
+      </w:pPr>
+      <w:r>
+        <w:rPr>
+          <w:b w:val="0"/>
+        </w:rPr>
+        <w:t>Test denied roles, unexpected fields, source injection and minimised logging without real credentials. | Access remains broken through the cache path.</w:t>
+      </w:r>
+    </w:p>
+    <w:p>
+      <w:pPr>
+        <w:spacing w:line="336" w:lineRule="auto" w:after="180"/>
+      </w:pPr>
+      <w:r>
+        <w:rPr>
+          <w:b w:val="0"/>
+        </w:rPr>
+        <w:t xml:space="preserve">Review every storage/return path and assert restricted data never reaches student </w:t>
+      </w:r>
+      <w:r>
+        <w:rPr>
+          <w:b/>
+        </w:rPr>
+        <w:t>output</w:t>
+      </w:r>
+      <w:r>
+        <w:rPr>
+          <w:b w:val="0"/>
+        </w:rPr>
+        <w:t>/context.</w:t>
+      </w:r>
+    </w:p>
+    <w:p>
+      <w:pPr>
+        <w:spacing w:line="336" w:lineRule="auto" w:after="180"/>
+        <w:shd w:fill="F5F1FB"/>
+      </w:pPr>
+      <w:r>
+        <w:rPr>
+          <w:b w:val="0"/>
+        </w:rPr>
+        <w:t>Read the labels and values. Explain the relationship the model shows.</w:t>
+      </w:r>
+    </w:p>
+    <w:p>
+      <w:pPr>
+        <w:pStyle w:val="Heading3"/>
+      </w:pPr>
+      <w:r>
+        <w:t>My picture explanation, deciding evidence and one limit</w:t>
+      </w:r>
+    </w:p>
+    <w:p>
+      <w:r>
+        <w:t>________________________________________________________________</w:t>
+      </w:r>
+    </w:p>
+    <w:p>
+      <w:r>
+        <w:t>________________________________________________________________</w:t>
+      </w:r>
+    </w:p>
+    <w:p>
+      <w:r>
+        <w:t>________________________________________________________________</w:t>
+      </w:r>
+    </w:p>
+    <w:p>
+      <w:r>
+        <w:t>________________________________________________________________</w:t>
+      </w:r>
+    </w:p>
+    <w:p>
+      <w:pPr>
+        <w:pStyle w:val="Heading3"/>
+      </w:pPr>
+      <w:r>
+        <w:t>04. Change one thing. Trace what follows.</w:t>
+      </w:r>
+    </w:p>
+    <w:p>
+      <w:r>
+        <w:drawing>
+          <wp:inline xmlns:a="http://schemas.openxmlformats.org/drawingml/2006/main" xmlns:pic="http://schemas.openxmlformats.org/drawingml/2006/picture">
+            <wp:extent cx="5486400" cy="3026664"/>
+            <wp:docPr id="5" name="Picture 5" descr="Original case: Send revision counts without copying private notes. Changed condition: The dashboard starts storing full notes. Expected result: Flag the unapproved content path and remove it from the design. Reason: Its count-only purpose does not grant note-reading permission."/>
+            <wp:cNvGraphicFramePr>
+              <a:graphicFrameLocks noChangeAspect="1"/>
+            </wp:cNvGraphicFramePr>
+            <a:graphic>
+              <a:graphicData uri="http://schemas.openxmlformats.org/drawingml/2006/picture">
+                <pic:pic>
+                  <pic:nvPicPr>
+                    <pic:cNvPr id="0" name="academy-story-ai-6-30-04.png"/>
+                    <pic:cNvPicPr/>
+                  </pic:nvPicPr>
+                  <pic:blipFill>
+                    <a:blip r:embed="rId13"/>
+                    <a:stretch>
+                      <a:fillRect/>
+                    </a:stretch>
+                  </pic:blipFill>
+                  <pic:spPr>
+                    <a:xfrm>
+                      <a:off x="0" y="0"/>
+                      <a:ext cx="5486400" cy="3026664"/>
+                    </a:xfrm>
+                    <a:prstGeom prst="rect"/>
+                  </pic:spPr>
+                </pic:pic>
+              </a:graphicData>
+            </a:graphic>
+          </wp:inline>
+        </w:drawing>
+      </w:r>
+    </w:p>
+    <w:p>
+      <w:pPr>
+        <w:spacing w:line="336" w:lineRule="auto" w:after="180"/>
+      </w:pPr>
+      <w:r>
+        <w:rPr>
+          <w:b w:val="0"/>
+        </w:rPr>
+        <w:t>Original case: Send revision counts without copying private notes. Changed condition: The dashboard starts storing full notes. Expected result: Flag the unapproved content path and remove it from the design.</w:t>
+      </w:r>
+    </w:p>
+    <w:p>
+      <w:pPr>
+        <w:spacing w:line="336" w:lineRule="auto" w:after="180"/>
+      </w:pPr>
+      <w:r>
+        <w:rPr>
+          <w:b w:val="0"/>
+        </w:rPr>
+        <w:t>Reason: Its count-only purpose does not grant note-reading permission.</w:t>
+      </w:r>
+    </w:p>
+    <w:p>
+      <w:pPr>
+        <w:spacing w:line="336" w:lineRule="auto" w:after="180"/>
+        <w:shd w:fill="F5F1FB"/>
+      </w:pPr>
+      <w:r>
+        <w:rPr>
+          <w:b w:val="0"/>
+        </w:rPr>
+        <w:t>Predict before checking the worked changed-case result. Name what changed and what the supplied facts allow you to conclude.</w:t>
+      </w:r>
+    </w:p>
+    <w:p>
+      <w:pPr>
+        <w:pStyle w:val="Heading3"/>
+      </w:pPr>
+      <w:r>
+        <w:t>My picture explanation, deciding evidence and one limit</w:t>
+      </w:r>
+    </w:p>
+    <w:p>
+      <w:r>
+        <w:t>________________________________________________________________</w:t>
+      </w:r>
+    </w:p>
+    <w:p>
+      <w:r>
+        <w:t>________________________________________________________________</w:t>
+      </w:r>
+    </w:p>
+    <w:p>
+      <w:r>
+        <w:t>________________________________________________________________</w:t>
+      </w:r>
+    </w:p>
+    <w:p>
+      <w:r>
+        <w:t>________________________________________________________________</w:t>
+      </w:r>
+    </w:p>
+    <w:p>
+      <w:pPr>
+        <w:pStyle w:val="Heading3"/>
+      </w:pPr>
+      <w:r>
+        <w:t>05. Connect the explanation to its limit</w:t>
+      </w:r>
+    </w:p>
+    <w:p>
+      <w:r>
+        <w:drawing>
+          <wp:inline xmlns:a="http://schemas.openxmlformats.org/drawingml/2006/main" xmlns:pic="http://schemas.openxmlformats.org/drawingml/2006/picture">
+            <wp:extent cx="5486400" cy="2834640"/>
+            <wp:docPr id="6" name="Picture 6" descr="A privacy review follows data and authority through components. A useful dashboard does not automatically need every underlying private detail. Limit: Tiny-group aggregates can still reveal individuals; evaluate linkability, access and retention."/>
+            <wp:cNvGraphicFramePr>
+              <a:graphicFrameLocks noChangeAspect="1"/>
+            </wp:cNvGraphicFramePr>
+            <a:graphic>
+              <a:graphicData uri="http://schemas.openxmlformats.org/drawingml/2006/picture">
+                <pic:pic>
+                  <pic:nvPicPr>
+                    <pic:cNvPr id="0" name="academy-story-ai-6-30-05.png"/>
+                    <pic:cNvPicPr/>
+                  </pic:nvPicPr>
+                  <pic:blipFill>
+                    <a:blip r:embed="rId14"/>
+                    <a:stretch>
+                      <a:fillRect/>
+                    </a:stretch>
+                  </pic:blipFill>
+                  <pic:spPr>
+                    <a:xfrm>
+                      <a:off x="0" y="0"/>
+                      <a:ext cx="5486400" cy="2834640"/>
+                    </a:xfrm>
+                    <a:prstGeom prst="rect"/>
+                  </pic:spPr>
+                </pic:pic>
+              </a:graphicData>
+            </a:graphic>
+          </wp:inline>
+        </w:drawing>
+      </w:r>
+    </w:p>
+    <w:p>
+      <w:pPr>
+        <w:spacing w:line="336" w:lineRule="auto" w:after="180"/>
+      </w:pPr>
+      <w:r>
+        <w:rPr>
+          <w:b w:val="0"/>
+        </w:rPr>
+        <w:t xml:space="preserve">A </w:t>
+      </w:r>
+      <w:r>
+        <w:rPr>
+          <w:b/>
+        </w:rPr>
+        <w:t>privacy review</w:t>
+      </w:r>
+      <w:r>
+        <w:rPr>
+          <w:b w:val="0"/>
+        </w:rPr>
+        <w:t xml:space="preserve"> follows data and authority through components. A useful dashboard does not automatically need every underlying private detail.</w:t>
+      </w:r>
+    </w:p>
+    <w:p>
+      <w:pPr>
+        <w:spacing w:line="336" w:lineRule="auto" w:after="180"/>
+      </w:pPr>
+      <w:r>
+        <w:rPr>
+          <w:b w:val="0"/>
+        </w:rPr>
+        <w:t>Limit: Tiny-group aggregates can still reveal individuals; evaluate linkability, access and retention.</w:t>
+      </w:r>
+    </w:p>
+    <w:p>
+      <w:pPr>
+        <w:spacing w:line="336" w:lineRule="auto" w:after="180"/>
+        <w:shd w:fill="F5F1FB"/>
+      </w:pPr>
+      <w:r>
+        <w:rPr>
+          <w:b w:val="0"/>
+        </w:rPr>
+        <w:t>Explain the case, then point to a limit on the claim.</w:t>
+      </w:r>
+    </w:p>
+    <w:p>
+      <w:pPr>
+        <w:pStyle w:val="Heading3"/>
+      </w:pPr>
+      <w:r>
+        <w:t>My picture explanation, deciding evidence and one limit</w:t>
+      </w:r>
+    </w:p>
+    <w:p>
+      <w:r>
+        <w:t>________________________________________________________________</w:t>
+      </w:r>
+    </w:p>
+    <w:p>
+      <w:r>
+        <w:t>________________________________________________________________</w:t>
+      </w:r>
+    </w:p>
+    <w:p>
+      <w:r>
+        <w:t>________________________________________________________________</w:t>
+      </w:r>
+    </w:p>
+    <w:p>
+      <w:r>
+        <w:t>________________________________________________________________</w:t>
+      </w:r>
+    </w:p>
+    <w:p>
+      <w:pPr>
+        <w:pStyle w:val="Heading3"/>
+      </w:pPr>
+      <w:r>
+        <w:t>06. Make the idea visible in your project</w:t>
+      </w:r>
+    </w:p>
+    <w:p>
+      <w:r>
+        <w:drawing>
+          <wp:inline xmlns:a="http://schemas.openxmlformats.org/drawingml/2006/main" xmlns:pic="http://schemas.openxmlformats.org/drawingml/2006/picture">
+            <wp:extent cx="5486400" cy="3529584"/>
+            <wp:docPr id="7" name="Picture 7" descr="For the Grounded Learning Service, retain an annotated trace and the changed-case result. Name the contract or evidence that makes the deciding step valid, so another team can review it. Draw your input, deciding step, result and limit. Supported question: Trace private note content and analytics counts to their permitted readers. Why is storing full notes in the dashboard outside this design, and what risk can remain for tiny-group counts?"/>
+            <wp:cNvGraphicFramePr>
+              <a:graphicFrameLocks noChangeAspect="1"/>
+            </wp:cNvGraphicFramePr>
+            <a:graphic>
+              <a:graphicData uri="http://schemas.openxmlformats.org/drawingml/2006/picture">
+                <pic:pic>
+                  <pic:nvPicPr>
+                    <pic:cNvPr id="0" name="academy-story-ai-6-30-06.png"/>
+                    <pic:cNvPicPr/>
+                  </pic:nvPicPr>
+                  <pic:blipFill>
+                    <a:blip r:embed="rId15"/>
+                    <a:stretch>
+                      <a:fillRect/>
+                    </a:stretch>
+                  </pic:blipFill>
+                  <pic:spPr>
+                    <a:xfrm>
+                      <a:off x="0" y="0"/>
+                      <a:ext cx="5486400" cy="3529584"/>
+                    </a:xfrm>
+                    <a:prstGeom prst="rect"/>
+                  </pic:spPr>
+                </pic:pic>
+              </a:graphicData>
+            </a:graphic>
+          </wp:inline>
+        </w:drawing>
+      </w:r>
+    </w:p>
+    <w:p>
+      <w:pPr>
+        <w:spacing w:line="336" w:lineRule="auto" w:after="180"/>
+      </w:pPr>
+      <w:r>
+        <w:rPr>
+          <w:b w:val="0"/>
+        </w:rPr>
+        <w:t xml:space="preserve">For the Grounded Learning Service, retain an annotated trace and the changed-case result. Name the contract or </w:t>
+      </w:r>
+      <w:r>
+        <w:rPr>
+          <w:b/>
+        </w:rPr>
+        <w:t>evidence</w:t>
+      </w:r>
+      <w:r>
+        <w:rPr>
+          <w:b w:val="0"/>
+        </w:rPr>
+        <w:t xml:space="preserve"> that makes the deciding step valid, so another team can review it.</w:t>
+      </w:r>
+    </w:p>
+    <w:p>
+      <w:pPr>
+        <w:spacing w:line="336" w:lineRule="auto" w:after="180"/>
+      </w:pPr>
+      <w:r>
+        <w:rPr>
+          <w:b w:val="0"/>
+        </w:rPr>
+        <w:t xml:space="preserve">Draw your </w:t>
+      </w:r>
+      <w:r>
+        <w:rPr>
+          <w:b/>
+        </w:rPr>
+        <w:t>input</w:t>
+      </w:r>
+      <w:r>
+        <w:rPr>
+          <w:b w:val="0"/>
+        </w:rPr>
+        <w:t>, deciding step, result and limit. Supported question: Trace private note content and analytics counts to their permitted readers.</w:t>
+      </w:r>
+    </w:p>
+    <w:p>
+      <w:pPr>
+        <w:spacing w:line="336" w:lineRule="auto" w:after="180"/>
+      </w:pPr>
+      <w:r>
+        <w:rPr>
+          <w:b w:val="0"/>
+        </w:rPr>
+        <w:t>Why is storing full notes in the dashboard outside this design, and what risk can remain for tiny-group counts?</w:t>
+      </w:r>
+    </w:p>
+    <w:p>
+      <w:pPr>
+        <w:spacing w:line="336" w:lineRule="auto" w:after="180"/>
+        <w:shd w:fill="F5F1FB"/>
+      </w:pPr>
+      <w:r>
+        <w:rPr>
+          <w:b w:val="0"/>
+        </w:rPr>
+        <w:t xml:space="preserve">Draw your project trace and justify the deciding step using </w:t>
+      </w:r>
+      <w:r>
+        <w:rPr>
+          <w:b/>
+        </w:rPr>
+        <w:t>evidence</w:t>
+      </w:r>
+      <w:r>
+        <w:rPr>
+          <w:b w:val="0"/>
+        </w:rPr>
+        <w:t>.</w:t>
+      </w:r>
+    </w:p>
+    <w:p>
+      <w:pPr>
+        <w:pStyle w:val="Heading3"/>
+      </w:pPr>
+      <w:r>
+        <w:t>My picture explanation, deciding evidence and one limit</w:t>
       </w:r>
     </w:p>
     <w:p>

--- a/downloads/workbook/ai-6-week-30.docx
+++ b/downloads/workbook/ai-6-week-30.docx
@@ -168,6 +168,60 @@
     <w:p>
       <w:r>
         <w:t>________________________________________________________________</w:t>
+      </w:r>
+    </w:p>
+    <w:p>
+      <w:pPr>
+        <w:pStyle w:val="Heading3"/>
+      </w:pPr>
+      <w:r>
+        <w:t>Lesson reference for workbook practice</w:t>
+      </w:r>
+    </w:p>
+    <w:p>
+      <w:pPr>
+        <w:spacing w:line="336" w:lineRule="auto" w:after="180"/>
+        <w:shd w:fill="F1F6F8"/>
+      </w:pPr>
+      <w:r>
+        <w:rPr>
+          <w:b w:val="0"/>
+        </w:rPr>
+        <w:t>Use this reference for the original W1–W3 and W5 exercises. The separately named independent case supplies its own changed facts; use those facts for that attempt before feedback.</w:t>
+      </w:r>
+    </w:p>
+    <w:p>
+      <w:pPr>
+        <w:spacing w:line="336" w:lineRule="auto" w:after="180"/>
+      </w:pPr>
+      <w:r>
+        <w:rPr>
+          <w:b w:val="0"/>
+        </w:rPr>
+        <w:t xml:space="preserve">Security and </w:t>
+      </w:r>
+      <w:r>
+        <w:rPr>
+          <w:b/>
+        </w:rPr>
+        <w:t>privacy review</w:t>
+      </w:r>
+      <w:r>
+        <w:rPr>
+          <w:b w:val="0"/>
+        </w:rPr>
+        <w:t xml:space="preserve"> checks assets, actors, data flows and permissions against explicit threats. A clean happy path does not test misuse.</w:t>
+      </w:r>
+    </w:p>
+    <w:p>
+      <w:pPr>
+        <w:spacing w:line="336" w:lineRule="auto" w:after="180"/>
+      </w:pPr>
+      <w:r>
+        <w:rPr>
+          <w:b w:val="0"/>
+        </w:rPr>
+        <w:t>For the classroom service identify restricted guides, session secrets and student content. Test denied roles, unexpected fields, source injection and minimised logging without real credentials.</w:t>
       </w:r>
     </w:p>
     <w:p>

--- a/downloads/workbook/ai-6-week-30.docx
+++ b/downloads/workbook/ai-6-week-30.docx
@@ -25,22 +25,45 @@
         <w:pStyle w:val="Heading1"/>
       </w:pPr>
       <w:r>
-        <w:t>01. Recall and choose your starting point</w:t>
-      </w:r>
-    </w:p>
-    <w:p>
-      <w:r>
-        <w:t>Record your starting explanation for Security and privacy review before opening notes. Show any later correction separately.</w:t>
-      </w:r>
-    </w:p>
-    <w:p>
-      <w:pPr>
-        <w:spacing w:line="336" w:lineRule="auto" w:after="180"/>
-      </w:pPr>
-      <w:r>
-        <w:rPr>
-          <w:b w:val="0"/>
-        </w:rPr>
+        <w:t>One complete asset, actor and return-path record.</w:t>
+      </w:r>
+    </w:p>
+    <w:p>
+      <w:r>
+        <w:t>Keep data-flow map, trusted permission, denied traces, minimized fields and remaining review gaps together.</w:t>
+      </w:r>
+    </w:p>
+    <w:p>
+      <w:r>
+        <w:t>Recall → W1–W3/W5 → independent export case → privacy path project → delayed return.</w:t>
+      </w:r>
+    </w:p>
+    <w:p>
+      <w:pPr>
+        <w:pStyle w:val="Heading1"/>
+      </w:pPr>
+      <w:r>
+        <w:t>01. Recall · Retrieve before notes</w:t>
+      </w:r>
+    </w:p>
+    <w:p>
+      <w:r>
+        <w:t>Keep this task’s inputs,rule and response together.</w:t>
+      </w:r>
+    </w:p>
+    <w:p>
+      <w:pPr>
+        <w:pStyle w:val="Heading2"/>
+      </w:pPr>
+      <w:r>
+        <w:t>Complete task and evidence</w:t>
+      </w:r>
+    </w:p>
+    <w:p>
+      <w:pPr>
+        <w:pStyle w:val="ListBullet"/>
+      </w:pPr>
+      <w:r>
         <w:t>Try the recall before opening notes. Then use a different colour or a labelled second line to correct your explanation.</w:t>
       </w:r>
     </w:p>
@@ -54,12 +77,9 @@
     </w:p>
     <w:p>
       <w:pPr>
-        <w:spacing w:line="336" w:lineRule="auto" w:after="180"/>
-      </w:pPr>
-      <w:r>
-        <w:rPr>
-          <w:b w:val="0"/>
-        </w:rPr>
+        <w:pStyle w:val="ListBullet"/>
+      </w:pPr>
+      <w:r>
         <w:t>Without opening the old lesson, explain one key idea from Performance and cost experiments. Give an example and a mistake that the idea helps you avoid.</w:t>
       </w:r>
     </w:p>
@@ -96,12 +116,9 @@
     </w:p>
     <w:p>
       <w:pPr>
-        <w:spacing w:line="336" w:lineRule="auto" w:after="180"/>
-      </w:pPr>
-      <w:r>
-        <w:rPr>
-          <w:b w:val="0"/>
-        </w:rPr>
+        <w:pStyle w:val="ListBullet"/>
+      </w:pPr>
+      <w:r>
         <w:t>Without opening the old lesson, explain one key idea from Human escalation workflows. Give an example and a mistake that the idea helps you avoid.</w:t>
       </w:r>
     </w:p>
@@ -138,12 +155,9 @@
     </w:p>
     <w:p>
       <w:pPr>
-        <w:spacing w:line="336" w:lineRule="auto" w:after="180"/>
-      </w:pPr>
-      <w:r>
-        <w:rPr>
-          <w:b w:val="0"/>
-        </w:rPr>
+        <w:pStyle w:val="ListBullet"/>
+      </w:pPr>
+      <w:r>
         <w:t>Without opening the old lesson, explain one key idea from Release and rollback. Give an example and a mistake that the idea helps you avoid.</w:t>
       </w:r>
     </w:p>
@@ -180,47 +194,25 @@
     </w:p>
     <w:p>
       <w:pPr>
-        <w:spacing w:line="336" w:lineRule="auto" w:after="180"/>
-        <w:shd w:fill="F1F6F8"/>
-      </w:pPr>
-      <w:r>
-        <w:rPr>
-          <w:b w:val="0"/>
-        </w:rPr>
+        <w:pStyle w:val="ListBullet"/>
+      </w:pPr>
+      <w:r>
         <w:t>Use this reference for the original W1–W3 and W5 exercises. The separately named independent case supplies its own changed facts; use those facts for that attempt before feedback.</w:t>
       </w:r>
     </w:p>
     <w:p>
       <w:pPr>
-        <w:spacing w:line="336" w:lineRule="auto" w:after="180"/>
-      </w:pPr>
-      <w:r>
-        <w:rPr>
-          <w:b w:val="0"/>
-        </w:rPr>
-        <w:t xml:space="preserve">Security and </w:t>
-      </w:r>
-      <w:r>
-        <w:rPr>
-          <w:b/>
-        </w:rPr>
-        <w:t>privacy review</w:t>
-      </w:r>
-      <w:r>
-        <w:rPr>
-          <w:b w:val="0"/>
-        </w:rPr>
-        <w:t xml:space="preserve"> checks assets, actors, data flows and permissions against explicit threats. A clean happy path does not test misuse.</w:t>
-      </w:r>
-    </w:p>
-    <w:p>
-      <w:pPr>
-        <w:spacing w:line="336" w:lineRule="auto" w:after="180"/>
-      </w:pPr>
-      <w:r>
-        <w:rPr>
-          <w:b w:val="0"/>
-        </w:rPr>
+        <w:pStyle w:val="ListBullet"/>
+      </w:pPr>
+      <w:r>
+        <w:t>Security and privacy review checks assets, actors, data flows and permissions against explicit threats. A clean happy path does not test misuse.</w:t>
+      </w:r>
+    </w:p>
+    <w:p>
+      <w:pPr>
+        <w:pStyle w:val="ListBullet"/>
+      </w:pPr>
+      <w:r>
         <w:t>For the classroom service identify restricted guides, session secrets and student content. Test denied roles, unexpected fields, source injection and minimised logging without real credentials.</w:t>
       </w:r>
     </w:p>
@@ -229,135 +221,44 @@
         <w:pStyle w:val="Heading1"/>
       </w:pPr>
       <w:r>
-        <w:t>02. Practise with fading help</w:t>
-      </w:r>
-    </w:p>
-    <w:p>
-      <w:r>
-        <w:t>Complete the supported Security and privacy review trace and record the first step you can explain without help.</w:t>
-      </w:r>
-    </w:p>
-    <w:p>
-      <w:pPr>
-        <w:spacing w:line="336" w:lineRule="auto" w:after="180"/>
-      </w:pPr>
-      <w:r>
-        <w:rPr>
-          <w:b w:val="0"/>
-        </w:rPr>
-        <w:t xml:space="preserve">Use W2: Trace the worked case for Security and </w:t>
-      </w:r>
-      <w:r>
-        <w:rPr>
-          <w:b/>
-        </w:rPr>
-        <w:t>privacy review</w:t>
-      </w:r>
-      <w:r>
-        <w:rPr>
-          <w:b w:val="0"/>
-        </w:rPr>
-        <w:t>. Record the answer once; the lesson and workbook refer to the same attempt.</w:t>
-      </w:r>
-    </w:p>
-    <w:tbl>
-      <w:tblPr>
-        <w:tblStyle w:val="LightShading-Accent1"/>
-        <w:tblW w:type="auto" w:w="0"/>
-        <w:tblLook w:firstColumn="1" w:firstRow="1" w:lastColumn="0" w:lastRow="0" w:noHBand="0" w:noVBand="1" w:val="04A0"/>
-      </w:tblPr>
-      <w:tblGrid>
-        <w:gridCol w:w="2556"/>
-        <w:gridCol w:w="2556"/>
-        <w:gridCol w:w="2556"/>
-        <w:gridCol w:w="2556"/>
-      </w:tblGrid>
-      <w:tr>
-        <w:trPr>
-          <w:tblHeader/>
-        </w:trPr>
-        <w:tc>
-          <w:tcPr>
-            <w:tcW w:type="dxa" w:w="2556"/>
-          </w:tcPr>
-          <w:p>
-            <w:r>
-              <w:t>Given inputs</w:t>
-            </w:r>
-          </w:p>
-        </w:tc>
-        <w:tc>
-          <w:tcPr>
-            <w:tcW w:type="dxa" w:w="2556"/>
-          </w:tcPr>
-          <w:p>
-            <w:r>
-              <w:t>Procedure I chose</w:t>
-            </w:r>
-          </w:p>
-        </w:tc>
-        <w:tc>
-          <w:tcPr>
-            <w:tcW w:type="dxa" w:w="2556"/>
-          </w:tcPr>
-          <w:p>
-            <w:r>
-              <w:t>Middle steps</w:t>
-            </w:r>
-          </w:p>
-        </w:tc>
-        <w:tc>
-          <w:tcPr>
-            <w:tcW w:type="dxa" w:w="2556"/>
-          </w:tcPr>
-          <w:p>
-            <w:r>
-              <w:t>Result and check</w:t>
-            </w:r>
-          </w:p>
-        </w:tc>
-      </w:tr>
-      <w:tr>
-        <w:tc>
-          <w:tcPr>
-            <w:tcW w:type="dxa" w:w="2556"/>
-          </w:tcPr>
-          <w:p>
-            <w:r/>
-          </w:p>
-        </w:tc>
-        <w:tc>
-          <w:tcPr>
-            <w:tcW w:type="dxa" w:w="2556"/>
-          </w:tcPr>
-          <w:p>
-            <w:r/>
-          </w:p>
-        </w:tc>
-        <w:tc>
-          <w:tcPr>
-            <w:tcW w:type="dxa" w:w="2556"/>
-          </w:tcPr>
-          <w:p>
-            <w:r/>
-          </w:p>
-        </w:tc>
-        <w:tc>
-          <w:tcPr>
-            <w:tcW w:type="dxa" w:w="2556"/>
-          </w:tcPr>
-          <w:p>
-            <w:r/>
-          </w:p>
-        </w:tc>
-      </w:tr>
-    </w:tbl>
+        <w:t>05. W1 · Explain the current example</w:t>
+      </w:r>
+    </w:p>
+    <w:p>
+      <w:r>
+        <w:t>Keep this task’s inputs,rule and response together.</w:t>
+      </w:r>
+    </w:p>
+    <w:p>
+      <w:pPr>
+        <w:pStyle w:val="Heading2"/>
+      </w:pPr>
+      <w:r>
+        <w:t>Complete task and evidence</w:t>
+      </w:r>
+    </w:p>
+    <w:p>
+      <w:pPr>
+        <w:pStyle w:val="ListBullet"/>
+      </w:pPr>
+      <w:r>
+        <w:t>Security/privacy review maps assets, actors, actions, data flows and threats. Main G1 guide has an obvious fictional restricted marker; teacher-1 may read, learner-1 may not. A direct denial is insufficient if a query-only student-accessible cache stores/returns the guide. Both repaired direct/cache paths use trusted actor permission before lookup/context; learner denies with empty read trace, teacher allows. Request schema is exactly resource_id; role claims reject, unknown actors deny. Separate N1 note text belongs to learner-1 and assigned teacher-1 only; teacher-2 denies. Picture analytics needs revision counts, not private notes: two allowed revision-kind events yield revision_count 2, and a full-note event rejects. No note text or learner IDs are sent in that packet, yet tiny-group counts may remain identifying. Check linkability, readers and retention separately. Source instructions cannot grant authority, and happy-path checks do not test all misuse. Code uses copied fictional records/markers and no real secrets/accounts. It does not test all injection, retention or unlisted routes and provides no complete security/anonymity guarantee.</w:t>
+      </w:r>
+    </w:p>
+    <w:p>
+      <w:pPr>
+        <w:pStyle w:val="ListBullet"/>
+      </w:pPr>
+      <w:r>
+        <w:t>Explain the weekly mechanism in your own words. Use the worked scenario to name its input, decision rule and output.</w:t>
+      </w:r>
+    </w:p>
     <w:p>
       <w:pPr>
         <w:pStyle w:val="Heading3"/>
       </w:pPr>
       <w:r>
-        <w:t>The step I completed without help, and the hint I needed</w:t>
+        <w:t>My reasoning and evidence</w:t>
       </w:r>
     </w:p>
     <w:p>
@@ -376,50 +277,55 @@
       </w:r>
     </w:p>
     <w:p>
+      <w:r>
+        <w:t>________________________________________________________________</w:t>
+      </w:r>
+    </w:p>
+    <w:p>
+      <w:r>
+        <w:t>________________________________________________________________</w:t>
+      </w:r>
+    </w:p>
+    <w:p>
+      <w:r>
+        <w:t>________________________________________________________________</w:t>
+      </w:r>
+    </w:p>
+    <w:p>
       <w:pPr>
         <w:pStyle w:val="Heading1"/>
       </w:pPr>
       <w:r>
-        <w:t>03. Individual reasoning check</w:t>
-      </w:r>
-    </w:p>
-    <w:p>
-      <w:r>
-        <w:t>Check the proposed Security and privacy review explanation against the supplied facts before discussing it.</w:t>
-      </w:r>
-    </w:p>
-    <w:p>
-      <w:pPr>
-        <w:spacing w:line="336" w:lineRule="auto" w:after="180"/>
-      </w:pPr>
-      <w:r>
-        <w:rPr>
-          <w:b w:val="0"/>
-        </w:rPr>
-        <w:t xml:space="preserve">Use the worked case for Security and </w:t>
-      </w:r>
-      <w:r>
-        <w:rPr>
-          <w:b/>
-        </w:rPr>
-        <w:t>privacy review</w:t>
-      </w:r>
-      <w:r>
-        <w:rPr>
-          <w:b w:val="0"/>
-        </w:rPr>
-        <w:t>. Proposed explanation: “The worked result establishes every future case”. Decide whether this explanation is supported.</w:t>
-      </w:r>
-    </w:p>
-    <w:p>
-      <w:pPr>
-        <w:spacing w:line="336" w:lineRule="auto" w:after="180"/>
-      </w:pPr>
-      <w:r>
-        <w:rPr>
-          <w:b w:val="0"/>
-        </w:rPr>
-        <w:t>Point to the step or supplied fact that decides; explain your repair if needed.</w:t>
+        <w:t>06. W2 · Trace the calculation</w:t>
+      </w:r>
+    </w:p>
+    <w:p>
+      <w:r>
+        <w:t>Keep this task’s inputs,rule and response together.</w:t>
+      </w:r>
+    </w:p>
+    <w:p>
+      <w:pPr>
+        <w:pStyle w:val="Heading2"/>
+      </w:pPr>
+      <w:r>
+        <w:t>Complete task and evidence</w:t>
+      </w:r>
+    </w:p>
+    <w:p>
+      <w:pPr>
+        <w:pStyle w:val="ListBullet"/>
+      </w:pPr>
+      <w:r>
+        <w:t>Security/privacy review maps assets, actors, actions, data flows and threats. Main G1 guide has an obvious fictional restricted marker; teacher-1 may read, learner-1 may not. A direct denial is insufficient if a query-only student-accessible cache stores/returns the guide. Both repaired direct/cache paths use trusted actor permission before lookup/context; learner denies with empty read trace, teacher allows. Request schema is exactly resource_id; role claims reject, unknown actors deny. Separate N1 note text belongs to learner-1 and assigned teacher-1 only; teacher-2 denies. Picture analytics needs revision counts, not private notes: two allowed revision-kind events yield revision_count 2, and a full-note event rejects. No note text or learner IDs are sent in that packet, yet tiny-group counts may remain identifying. Check linkability, readers and retention separately. Source instructions cannot grant authority, and happy-path checks do not test all misuse. Code uses copied fictional records/markers and no real secrets/accounts. It does not test all injection, retention or unlisted routes and provides no complete security/anonymity guarantee.</w:t>
+      </w:r>
+    </w:p>
+    <w:p>
+      <w:pPr>
+        <w:pStyle w:val="ListBullet"/>
+      </w:pPr>
+      <w:r>
+        <w:t>Output denies teacher guide, but cache contains it under a student-accessible key. Show the intermediate steps and give the conclusion with its scope.</w:t>
       </w:r>
     </w:p>
     <w:p>
@@ -427,7 +333,7 @@
         <w:pStyle w:val="Heading3"/>
       </w:pPr>
       <w:r>
-        <w:t>My explanation before partner discussion</w:t>
+        <w:t>My reasoning and evidence</w:t>
       </w:r>
     </w:p>
     <w:p>
@@ -451,16 +357,55 @@
       </w:r>
     </w:p>
     <w:p>
+      <w:r>
+        <w:t>________________________________________________________________</w:t>
+      </w:r>
+    </w:p>
+    <w:p>
+      <w:r>
+        <w:t>________________________________________________________________</w:t>
+      </w:r>
+    </w:p>
+    <w:p>
+      <w:r>
+        <w:t>________________________________________________________________</w:t>
+      </w:r>
+    </w:p>
+    <w:p>
       <w:pPr>
         <w:pStyle w:val="Heading1"/>
       </w:pPr>
       <w:r>
-        <w:t>04. Independent transfer case</w:t>
-      </w:r>
-    </w:p>
-    <w:p>
-      <w:r>
-        <w:t>Write one first attempt at the reserved independent case before feedback. Repeated copies of that case refer to the same recorded attempt.</w:t>
+        <w:t>07. W3 · Repair a misconception</w:t>
+      </w:r>
+    </w:p>
+    <w:p>
+      <w:r>
+        <w:t>Keep this task’s inputs,rule and response together.</w:t>
+      </w:r>
+    </w:p>
+    <w:p>
+      <w:pPr>
+        <w:pStyle w:val="Heading2"/>
+      </w:pPr>
+      <w:r>
+        <w:t>Complete task and evidence</w:t>
+      </w:r>
+    </w:p>
+    <w:p>
+      <w:pPr>
+        <w:pStyle w:val="ListBullet"/>
+      </w:pPr>
+      <w:r>
+        <w:t>Security/privacy review maps assets, actors, actions, data flows and threats. Main G1 guide has an obvious fictional restricted marker; teacher-1 may read, learner-1 may not. A direct denial is insufficient if a query-only student-accessible cache stores/returns the guide. Both repaired direct/cache paths use trusted actor permission before lookup/context; learner denies with empty read trace, teacher allows. Request schema is exactly resource_id; role claims reject, unknown actors deny. Separate N1 note text belongs to learner-1 and assigned teacher-1 only; teacher-2 denies. Picture analytics needs revision counts, not private notes: two allowed revision-kind events yield revision_count 2, and a full-note event rejects. No note text or learner IDs are sent in that packet, yet tiny-group counts may remain identifying. Check linkability, readers and retention separately. Source instructions cannot grant authority, and happy-path checks do not test all misuse. Code uses copied fictional records/markers and no real secrets/accounts. It does not test all injection, retention or unlisted routes and provides no complete security/anonymity guarantee.</w:t>
+      </w:r>
+    </w:p>
+    <w:p>
+      <w:pPr>
+        <w:pStyle w:val="ListBullet"/>
+      </w:pPr>
+      <w:r>
+        <w:t>A report omits this qualification: Review findings are bounded by tested paths and threat assumptions, not a proof of complete security. Explain how omitting it could change a reader's interpretation, and write an accurate replacement.</w:t>
       </w:r>
     </w:p>
     <w:p>
@@ -468,17 +413,153 @@
         <w:pStyle w:val="Heading3"/>
       </w:pPr>
       <w:r>
+        <w:t>My reasoning and evidence</w:t>
+      </w:r>
+    </w:p>
+    <w:p>
+      <w:r>
+        <w:t>________________________________________________________________</w:t>
+      </w:r>
+    </w:p>
+    <w:p>
+      <w:r>
+        <w:t>________________________________________________________________</w:t>
+      </w:r>
+    </w:p>
+    <w:p>
+      <w:r>
+        <w:t>________________________________________________________________</w:t>
+      </w:r>
+    </w:p>
+    <w:p>
+      <w:r>
+        <w:t>________________________________________________________________</w:t>
+      </w:r>
+    </w:p>
+    <w:p>
+      <w:r>
+        <w:t>________________________________________________________________</w:t>
+      </w:r>
+    </w:p>
+    <w:p>
+      <w:r>
+        <w:t>________________________________________________________________</w:t>
+      </w:r>
+    </w:p>
+    <w:p>
+      <w:pPr>
+        <w:pStyle w:val="Heading1"/>
+      </w:pPr>
+      <w:r>
+        <w:t>09. W5 · Explain the limitation</w:t>
+      </w:r>
+    </w:p>
+    <w:p>
+      <w:r>
+        <w:t>Keep this task’s inputs,rule and response together.</w:t>
+      </w:r>
+    </w:p>
+    <w:p>
+      <w:pPr>
+        <w:pStyle w:val="Heading2"/>
+      </w:pPr>
+      <w:r>
+        <w:t>Complete task and evidence</w:t>
+      </w:r>
+    </w:p>
+    <w:p>
+      <w:pPr>
+        <w:pStyle w:val="ListBullet"/>
+      </w:pPr>
+      <w:r>
+        <w:t>Security/privacy review maps assets, actors, actions, data flows and threats. Main G1 guide has an obvious fictional restricted marker; teacher-1 may read, learner-1 may not. A direct denial is insufficient if a query-only student-accessible cache stores/returns the guide. Both repaired direct/cache paths use trusted actor permission before lookup/context; learner denies with empty read trace, teacher allows. Request schema is exactly resource_id; role claims reject, unknown actors deny. Separate N1 note text belongs to learner-1 and assigned teacher-1 only; teacher-2 denies. Picture analytics needs revision counts, not private notes: two allowed revision-kind events yield revision_count 2, and a full-note event rejects. No note text or learner IDs are sent in that packet, yet tiny-group counts may remain identifying. Check linkability, readers and retention separately. Source instructions cannot grant authority, and happy-path checks do not test all misuse. Code uses copied fictional records/markers and no real secrets/accounts. It does not test all injection, retention or unlisted routes and provides no complete security/anonymity guarantee.</w:t>
+      </w:r>
+    </w:p>
+    <w:p>
+      <w:pPr>
+        <w:pStyle w:val="ListBullet"/>
+      </w:pPr>
+      <w:r>
+        <w:t>For the worked scenario, propose one additional case that could reveal a failure, describe its expected outcome before running it, and explain what would need to remain fixed for a fair comparison. Do not reuse W4 as a new final test after receiving feedback.</w:t>
+      </w:r>
+    </w:p>
+    <w:p>
+      <w:pPr>
+        <w:pStyle w:val="Heading3"/>
+      </w:pPr>
+      <w:r>
+        <w:t>My reasoning and evidence</w:t>
+      </w:r>
+    </w:p>
+    <w:p>
+      <w:r>
+        <w:t>________________________________________________________________</w:t>
+      </w:r>
+    </w:p>
+    <w:p>
+      <w:r>
+        <w:t>________________________________________________________________</w:t>
+      </w:r>
+    </w:p>
+    <w:p>
+      <w:r>
+        <w:t>________________________________________________________________</w:t>
+      </w:r>
+    </w:p>
+    <w:p>
+      <w:r>
+        <w:t>________________________________________________________________</w:t>
+      </w:r>
+    </w:p>
+    <w:p>
+      <w:r>
+        <w:t>________________________________________________________________</w:t>
+      </w:r>
+    </w:p>
+    <w:p>
+      <w:r>
+        <w:t>________________________________________________________________</w:t>
+      </w:r>
+    </w:p>
+    <w:p>
+      <w:r>
+        <w:t>________________________________________________________________</w:t>
+      </w:r>
+    </w:p>
+    <w:p>
+      <w:pPr>
+        <w:pStyle w:val="Heading1"/>
+      </w:pPr>
+      <w:r>
+        <w:t>04. Try alone · Selected transfer</w:t>
+      </w:r>
+    </w:p>
+    <w:p>
+      <w:r>
+        <w:t>Keep this task’s inputs,rule and response together.</w:t>
+      </w:r>
+    </w:p>
+    <w:p>
+      <w:pPr>
+        <w:pStyle w:val="Heading2"/>
+      </w:pPr>
+      <w:r>
+        <w:t>Complete task and evidence</w:t>
+      </w:r>
+    </w:p>
+    <w:p>
+      <w:pPr>
+        <w:pStyle w:val="Heading3"/>
+      </w:pPr>
+      <w:r>
         <w:t>Independent case: Apply a new case independently</w:t>
       </w:r>
     </w:p>
     <w:p>
       <w:pPr>
-        <w:spacing w:line="336" w:lineRule="auto" w:after="180"/>
-      </w:pPr>
-      <w:r>
-        <w:rPr>
-          <w:b w:val="0"/>
-        </w:rPr>
+        <w:pStyle w:val="ListBullet"/>
+      </w:pPr>
+      <w:r>
         <w:t>Service blocks direct teacher lookup but diagnostic export includes full teacher answers. Identify defect and a test.</w:t>
       </w:r>
     </w:p>
@@ -527,12 +608,9 @@
     </w:p>
     <w:p>
       <w:pPr>
-        <w:spacing w:line="336" w:lineRule="auto" w:after="180"/>
-      </w:pPr>
-      <w:r>
-        <w:rPr>
-          <w:b w:val="0"/>
-        </w:rPr>
+        <w:pStyle w:val="ListBullet"/>
+      </w:pPr>
+      <w:r>
         <w:t>Attempt this case before feedback. Record any help. Earlier examples below are further practice; a case already practised with feedback cannot establish fresh transfer.</w:t>
       </w:r>
     </w:p>
@@ -541,59 +619,28 @@
         <w:pStyle w:val="Heading1"/>
       </w:pPr>
       <w:r>
-        <w:t>05. W1 Explain the mechanism</w:t>
-      </w:r>
-    </w:p>
-    <w:p>
-      <w:r>
-        <w:t>Explain the mechanism. Apply the supplied Security and privacy review facts and keep your reasoning.</w:t>
-      </w:r>
-    </w:p>
-    <w:p>
-      <w:pPr>
-        <w:spacing w:line="336" w:lineRule="auto" w:after="180"/>
-      </w:pPr>
-      <w:r>
-        <w:rPr>
-          <w:b w:val="0"/>
-        </w:rPr>
-        <w:t xml:space="preserve">Explain the weekly </w:t>
-      </w:r>
-      <w:r>
-        <w:rPr>
-          <w:b/>
-        </w:rPr>
-        <w:t>mechanism</w:t>
-      </w:r>
-      <w:r>
-        <w:rPr>
-          <w:b w:val="0"/>
-        </w:rPr>
-        <w:t xml:space="preserve"> in your own words. Use the worked scenario to name its </w:t>
-      </w:r>
-      <w:r>
-        <w:rPr>
-          <w:b/>
-        </w:rPr>
-        <w:t>input</w:t>
-      </w:r>
-      <w:r>
-        <w:rPr>
-          <w:b w:val="0"/>
-        </w:rPr>
-        <w:t xml:space="preserve">, decision rule and </w:t>
-      </w:r>
-      <w:r>
-        <w:rPr>
-          <w:b/>
-        </w:rPr>
-        <w:t>output</w:t>
-      </w:r>
-      <w:r>
-        <w:rPr>
-          <w:b w:val="0"/>
-        </w:rPr>
-        <w:t>.</w:t>
+        <w:t>10. Project · Keep the service evidence</w:t>
+      </w:r>
+    </w:p>
+    <w:p>
+      <w:r>
+        <w:t>Preserve the contract, inputs, observed outcomes and limits.</w:t>
+      </w:r>
+    </w:p>
+    <w:p>
+      <w:pPr>
+        <w:pStyle w:val="Heading2"/>
+      </w:pPr>
+      <w:r>
+        <w:t>Complete task and evidence</w:t>
+      </w:r>
+    </w:p>
+    <w:p>
+      <w:pPr>
+        <w:pStyle w:val="ListBullet"/>
+      </w:pPr>
+      <w:r>
+        <w:t>Add a labelled security and privacy review evidence sheet to Grounded Learning Service. Show how you can explain the mechanism and terminology of security and privacy review. Use the supplied fictional case and keep its inputs, intermediate steps, calculation or prediction, and limitation. Connect this record to last week’s record; a matching answer without a trace is insufficient.</w:t>
       </w:r>
     </w:p>
     <w:p>
@@ -601,7 +648,7 @@
         <w:pStyle w:val="Heading3"/>
       </w:pPr>
       <w:r>
-        <w:t>My reasoning and evidence</w:t>
+        <w:t>My project change, supporting evidence and remaining limit</w:t>
       </w:r>
     </w:p>
     <w:p>
@@ -639,453 +686,20 @@
         <w:pStyle w:val="Heading1"/>
       </w:pPr>
       <w:r>
-        <w:t>06. W2 Trace the worked case</w:t>
-      </w:r>
-    </w:p>
-    <w:p>
-      <w:r>
-        <w:t>Trace the worked case. Apply the supplied Security and privacy review facts and keep your reasoning.</w:t>
-      </w:r>
-    </w:p>
-    <w:p>
-      <w:pPr>
-        <w:spacing w:line="336" w:lineRule="auto" w:after="180"/>
-      </w:pPr>
-      <w:r>
-        <w:rPr>
-          <w:b/>
-        </w:rPr>
-        <w:t>Output</w:t>
-      </w:r>
-      <w:r>
-        <w:rPr>
-          <w:b w:val="0"/>
-        </w:rPr>
-        <w:t xml:space="preserve"> denies teacher guide, but cache contains it under a student-accessible key. Show the intermediate steps and give the conclusion with its scope.</w:t>
-      </w:r>
-    </w:p>
-    <w:p>
-      <w:pPr>
-        <w:pStyle w:val="Heading3"/>
-      </w:pPr>
-      <w:r>
-        <w:t>My reasoning and evidence</w:t>
-      </w:r>
-    </w:p>
-    <w:p>
-      <w:r>
-        <w:t>________________________________________________________________</w:t>
-      </w:r>
-    </w:p>
-    <w:p>
-      <w:r>
-        <w:t>________________________________________________________________</w:t>
-      </w:r>
-    </w:p>
-    <w:p>
-      <w:r>
-        <w:t>________________________________________________________________</w:t>
-      </w:r>
-    </w:p>
-    <w:p>
-      <w:r>
-        <w:t>________________________________________________________________</w:t>
-      </w:r>
-    </w:p>
-    <w:p>
-      <w:r>
-        <w:t>________________________________________________________________</w:t>
-      </w:r>
-    </w:p>
-    <w:p>
-      <w:r>
-        <w:t>________________________________________________________________</w:t>
-      </w:r>
-    </w:p>
-    <w:p>
-      <w:r>
-        <w:t>________________________________________________________________</w:t>
-      </w:r>
-    </w:p>
-    <w:p>
-      <w:pPr>
-        <w:pStyle w:val="Heading1"/>
-      </w:pPr>
-      <w:r>
-        <w:t>07. W3 Audit the limit</w:t>
-      </w:r>
-    </w:p>
-    <w:p>
-      <w:r>
-        <w:t>Audit the limit. Apply the supplied Security and privacy review facts and keep your reasoning.</w:t>
-      </w:r>
-    </w:p>
-    <w:p>
-      <w:pPr>
-        <w:spacing w:line="336" w:lineRule="auto" w:after="180"/>
-      </w:pPr>
-      <w:r>
-        <w:rPr>
-          <w:b w:val="0"/>
-        </w:rPr>
-        <w:t>A report omits this qualification: Review findings are bounded by tested paths and threat assumptions, not a proof of complete security.</w:t>
-      </w:r>
-    </w:p>
-    <w:p>
-      <w:pPr>
-        <w:spacing w:line="336" w:lineRule="auto" w:after="180"/>
-      </w:pPr>
-      <w:r>
-        <w:rPr>
-          <w:b w:val="0"/>
-        </w:rPr>
-        <w:t>Explain how omitting it could change a reader's interpretation, and write an accurate replacement.</w:t>
-      </w:r>
-    </w:p>
-    <w:p>
-      <w:pPr>
-        <w:pStyle w:val="Heading3"/>
-      </w:pPr>
-      <w:r>
-        <w:t>My reasoning and evidence</w:t>
-      </w:r>
-    </w:p>
-    <w:p>
-      <w:r>
-        <w:t>________________________________________________________________</w:t>
-      </w:r>
-    </w:p>
-    <w:p>
-      <w:r>
-        <w:t>________________________________________________________________</w:t>
-      </w:r>
-    </w:p>
-    <w:p>
-      <w:r>
-        <w:t>________________________________________________________________</w:t>
-      </w:r>
-    </w:p>
-    <w:p>
-      <w:r>
-        <w:t>________________________________________________________________</w:t>
-      </w:r>
-    </w:p>
-    <w:p>
-      <w:r>
-        <w:t>________________________________________________________________</w:t>
-      </w:r>
-    </w:p>
-    <w:p>
-      <w:r>
-        <w:t>________________________________________________________________</w:t>
-      </w:r>
-    </w:p>
-    <w:p>
-      <w:pPr>
-        <w:pStyle w:val="Heading1"/>
-      </w:pPr>
-      <w:r>
-        <w:t>08. W4 Apply a new case independently</w:t>
-      </w:r>
-    </w:p>
-    <w:p>
-      <w:r>
-        <w:t>Attempt before feedback. If this repeats the selected independent case, reuse that first attempt; otherwise keep a separate record. Apply a new case independently. Apply the supplied Security and privacy review facts and keep your reasoning.</w:t>
-      </w:r>
-    </w:p>
-    <w:p>
-      <w:pPr>
-        <w:spacing w:line="336" w:lineRule="auto" w:after="180"/>
-      </w:pPr>
-      <w:r>
-        <w:rPr>
-          <w:b w:val="0"/>
-        </w:rPr>
-        <w:t>Service blocks direct teacher lookup but diagnostic export includes full teacher answers. Identify defect and a test.</w:t>
-      </w:r>
-    </w:p>
-    <w:p>
-      <w:pPr>
-        <w:pStyle w:val="Heading3"/>
-      </w:pPr>
-      <w:r>
-        <w:t>My reasoning and evidence</w:t>
-      </w:r>
-    </w:p>
-    <w:p>
-      <w:r>
-        <w:t>________________________________________________________________</w:t>
-      </w:r>
-    </w:p>
-    <w:p>
-      <w:r>
-        <w:t>________________________________________________________________</w:t>
-      </w:r>
-    </w:p>
-    <w:p>
-      <w:r>
-        <w:t>________________________________________________________________</w:t>
-      </w:r>
-    </w:p>
-    <w:p>
-      <w:r>
-        <w:t>________________________________________________________________</w:t>
-      </w:r>
-    </w:p>
-    <w:p>
-      <w:r>
-        <w:t>________________________________________________________________</w:t>
-      </w:r>
-    </w:p>
-    <w:p>
-      <w:r>
-        <w:t>________________________________________________________________</w:t>
-      </w:r>
-    </w:p>
-    <w:p>
-      <w:r>
-        <w:t>________________________________________________________________</w:t>
-      </w:r>
-    </w:p>
-    <w:p>
-      <w:r>
-        <w:t>________________________________________________________________</w:t>
-      </w:r>
-    </w:p>
-    <w:p>
-      <w:pPr>
-        <w:pStyle w:val="Heading1"/>
-      </w:pPr>
-      <w:r>
-        <w:t>09. W5 Design a revealing follow-up</w:t>
-      </w:r>
-    </w:p>
-    <w:p>
-      <w:r>
-        <w:t>Design a revealing follow-up. Apply the supplied Security and privacy review facts and keep your reasoning.</w:t>
-      </w:r>
-    </w:p>
-    <w:p>
-      <w:pPr>
-        <w:spacing w:line="336" w:lineRule="auto" w:after="180"/>
-      </w:pPr>
-      <w:r>
-        <w:rPr>
-          <w:b w:val="0"/>
-        </w:rPr>
-        <w:t>For the worked scenario, propose one additional case that could reveal a failure, describe its expected outcome before running it, and explain what would need to remain fixed for a fair comparison.</w:t>
-      </w:r>
-    </w:p>
-    <w:p>
-      <w:pPr>
-        <w:spacing w:line="336" w:lineRule="auto" w:after="180"/>
-      </w:pPr>
-      <w:r>
-        <w:rPr>
-          <w:b w:val="0"/>
-        </w:rPr>
-        <w:t>Do not reuse W4 as a new final test after receiving feedback.</w:t>
-      </w:r>
-    </w:p>
-    <w:p>
-      <w:pPr>
-        <w:pStyle w:val="Heading3"/>
-      </w:pPr>
-      <w:r>
-        <w:t>My reasoning and evidence</w:t>
-      </w:r>
-    </w:p>
-    <w:p>
-      <w:r>
-        <w:t>________________________________________________________________</w:t>
-      </w:r>
-    </w:p>
-    <w:p>
-      <w:r>
-        <w:t>________________________________________________________________</w:t>
-      </w:r>
-    </w:p>
-    <w:p>
-      <w:r>
-        <w:t>________________________________________________________________</w:t>
-      </w:r>
-    </w:p>
-    <w:p>
-      <w:r>
-        <w:t>________________________________________________________________</w:t>
-      </w:r>
-    </w:p>
-    <w:p>
-      <w:r>
-        <w:t>________________________________________________________________</w:t>
-      </w:r>
-    </w:p>
-    <w:p>
-      <w:r>
-        <w:t>________________________________________________________________</w:t>
-      </w:r>
-    </w:p>
-    <w:p>
-      <w:r>
-        <w:t>________________________________________________________________</w:t>
-      </w:r>
-    </w:p>
-    <w:p>
-      <w:pPr>
-        <w:pStyle w:val="Heading1"/>
-      </w:pPr>
-      <w:r>
-        <w:t>10. Project checkpoint and reflection</w:t>
-      </w:r>
-    </w:p>
-    <w:p>
-      <w:r>
-        <w:t>Connect Security and privacy review to Grounded Learning Service, identify a limit and choose the next useful test.</w:t>
-      </w:r>
-    </w:p>
-    <w:p>
-      <w:pPr>
-        <w:spacing w:line="336" w:lineRule="auto" w:after="180"/>
-      </w:pPr>
-      <w:r>
-        <w:rPr>
-          <w:b w:val="0"/>
-        </w:rPr>
-        <w:t xml:space="preserve">Add a labelled security and </w:t>
-      </w:r>
-      <w:r>
-        <w:rPr>
-          <w:b/>
-        </w:rPr>
-        <w:t>privacy review</w:t>
-      </w:r>
-      <w:r>
-        <w:rPr>
-          <w:b w:val="0"/>
-        </w:rPr>
-        <w:t xml:space="preserve"> </w:t>
-      </w:r>
-      <w:r>
-        <w:rPr>
-          <w:b/>
-        </w:rPr>
-        <w:t>evidence</w:t>
-      </w:r>
-      <w:r>
-        <w:rPr>
-          <w:b w:val="0"/>
-        </w:rPr>
-        <w:t xml:space="preserve"> sheet to Grounded Learning Service. Show how you can explain the </w:t>
-      </w:r>
-      <w:r>
-        <w:rPr>
-          <w:b/>
-        </w:rPr>
-        <w:t>mechanism</w:t>
-      </w:r>
-      <w:r>
-        <w:rPr>
-          <w:b w:val="0"/>
-        </w:rPr>
-        <w:t xml:space="preserve"> and terminology of security and </w:t>
-      </w:r>
-      <w:r>
-        <w:rPr>
-          <w:b/>
-        </w:rPr>
-        <w:t>privacy review</w:t>
-      </w:r>
-      <w:r>
-        <w:rPr>
-          <w:b w:val="0"/>
-        </w:rPr>
-        <w:t>.</w:t>
-      </w:r>
-    </w:p>
-    <w:p>
-      <w:pPr>
-        <w:spacing w:line="336" w:lineRule="auto" w:after="180"/>
-      </w:pPr>
-      <w:r>
-        <w:rPr>
-          <w:b w:val="0"/>
-        </w:rPr>
-        <w:t xml:space="preserve">Use the supplied fictional case and keep its </w:t>
-      </w:r>
-      <w:r>
-        <w:rPr>
-          <w:b/>
-        </w:rPr>
-        <w:t>input</w:t>
-      </w:r>
-      <w:r>
-        <w:rPr>
-          <w:b w:val="0"/>
-        </w:rPr>
-        <w:t xml:space="preserve">s, intermediate steps, calculation or </w:t>
-      </w:r>
-      <w:r>
-        <w:rPr>
-          <w:b/>
-        </w:rPr>
-        <w:t>prediction</w:t>
-      </w:r>
-      <w:r>
-        <w:rPr>
-          <w:b w:val="0"/>
-        </w:rPr>
-        <w:t>, and limitation. Connect this record to last week’s record; a matching answer without a trace is insufficient.</w:t>
-      </w:r>
-    </w:p>
-    <w:p>
-      <w:pPr>
-        <w:pStyle w:val="Heading3"/>
-      </w:pPr>
-      <w:r>
-        <w:t>My project change, supporting evidence and remaining limit</w:t>
-      </w:r>
-    </w:p>
-    <w:p>
-      <w:r>
-        <w:t>________________________________________________________________</w:t>
-      </w:r>
-    </w:p>
-    <w:p>
-      <w:r>
-        <w:t>________________________________________________________________</w:t>
-      </w:r>
-    </w:p>
-    <w:p>
-      <w:r>
-        <w:t>________________________________________________________________</w:t>
-      </w:r>
-    </w:p>
-    <w:p>
-      <w:r>
-        <w:t>________________________________________________________________</w:t>
-      </w:r>
-    </w:p>
-    <w:p>
-      <w:r>
-        <w:t>________________________________________________________________</w:t>
-      </w:r>
-    </w:p>
-    <w:p>
-      <w:r>
-        <w:t>________________________________________________________________</w:t>
-      </w:r>
-    </w:p>
-    <w:p>
-      <w:pPr>
-        <w:pStyle w:val="Heading1"/>
-      </w:pPr>
-      <w:r>
-        <w:t>11. Feedback, return check and learning record</w:t>
-      </w:r>
-    </w:p>
-    <w:p>
-      <w:r>
-        <w:t>Record the first repaired step and a different case to revisit after a delay.</w:t>
+        <w:t>11. Feedback · Repair and return</w:t>
+      </w:r>
+    </w:p>
+    <w:p>
+      <w:r>
+        <w:t>Keep this task’s inputs,rule and response together.</w:t>
+      </w:r>
+    </w:p>
+    <w:p>
+      <w:pPr>
+        <w:pStyle w:val="Heading2"/>
+      </w:pPr>
+      <w:r>
+        <w:t>Complete task and evidence</w:t>
       </w:r>
     </w:p>
     <w:tbl>
@@ -1226,12 +840,9 @@
     </w:tbl>
     <w:p>
       <w:pPr>
-        <w:spacing w:line="336" w:lineRule="auto" w:after="180"/>
-      </w:pPr>
-      <w:r>
-        <w:rPr>
-          <w:b w:val="0"/>
-        </w:rPr>
+        <w:pStyle w:val="ListBullet"/>
+      </w:pPr>
+      <w:r>
         <w:t>Revisit this idea with your teacher after a delay. Familiarity is different from explaining and using it on a changed case.</w:t>
       </w:r>
     </w:p>
@@ -1240,33 +851,321 @@
         <w:pStyle w:val="Heading1"/>
       </w:pPr>
       <w:r>
-        <w:t>12. Pictorial case practice: Security and privacy review</w:t>
-      </w:r>
-    </w:p>
-    <w:p>
-      <w:r>
-        <w:t>Review a private note’s path. A revision service reads a learner’s private practice note; analytics need counts only. Explain the labelled step before checking the changed condition.</w:t>
-      </w:r>
-    </w:p>
-    <w:p>
-      <w:pPr>
-        <w:spacing w:line="336" w:lineRule="auto" w:after="180"/>
-      </w:pPr>
-      <w:r>
-        <w:rPr>
-          <w:b w:val="0"/>
-        </w:rPr>
+        <w:t>Reference bank and extra practice</w:t>
+      </w:r>
+    </w:p>
+    <w:p>
+      <w:pPr>
+        <w:pStyle w:val="Heading1"/>
+      </w:pPr>
+      <w:r>
+        <w:t>02. Reference · Supported W2 record</w:t>
+      </w:r>
+    </w:p>
+    <w:p>
+      <w:r>
+        <w:t>Keep this task’s inputs,rule and response together.</w:t>
+      </w:r>
+    </w:p>
+    <w:p>
+      <w:pPr>
+        <w:pStyle w:val="Heading2"/>
+      </w:pPr>
+      <w:r>
+        <w:t>Complete task and evidence</w:t>
+      </w:r>
+    </w:p>
+    <w:p>
+      <w:pPr>
+        <w:pStyle w:val="ListBullet"/>
+      </w:pPr>
+      <w:r>
+        <w:t>Use W2: Trace the worked case for Security and privacy review. Record the answer once; the lesson and workbook refer to the same attempt.</w:t>
+      </w:r>
+    </w:p>
+    <w:tbl>
+      <w:tblPr>
+        <w:tblStyle w:val="LightShading-Accent1"/>
+        <w:tblW w:type="auto" w:w="0"/>
+        <w:tblLook w:firstColumn="1" w:firstRow="1" w:lastColumn="0" w:lastRow="0" w:noHBand="0" w:noVBand="1" w:val="04A0"/>
+      </w:tblPr>
+      <w:tblGrid>
+        <w:gridCol w:w="2556"/>
+        <w:gridCol w:w="2556"/>
+        <w:gridCol w:w="2556"/>
+        <w:gridCol w:w="2556"/>
+      </w:tblGrid>
+      <w:tr>
+        <w:trPr>
+          <w:tblHeader/>
+        </w:trPr>
+        <w:tc>
+          <w:tcPr>
+            <w:tcW w:type="dxa" w:w="2556"/>
+          </w:tcPr>
+          <w:p>
+            <w:r>
+              <w:t>Given inputs</w:t>
+            </w:r>
+          </w:p>
+        </w:tc>
+        <w:tc>
+          <w:tcPr>
+            <w:tcW w:type="dxa" w:w="2556"/>
+          </w:tcPr>
+          <w:p>
+            <w:r>
+              <w:t>Procedure I chose</w:t>
+            </w:r>
+          </w:p>
+        </w:tc>
+        <w:tc>
+          <w:tcPr>
+            <w:tcW w:type="dxa" w:w="2556"/>
+          </w:tcPr>
+          <w:p>
+            <w:r>
+              <w:t>Middle steps</w:t>
+            </w:r>
+          </w:p>
+        </w:tc>
+        <w:tc>
+          <w:tcPr>
+            <w:tcW w:type="dxa" w:w="2556"/>
+          </w:tcPr>
+          <w:p>
+            <w:r>
+              <w:t>Result and check</w:t>
+            </w:r>
+          </w:p>
+        </w:tc>
+      </w:tr>
+      <w:tr>
+        <w:tc>
+          <w:tcPr>
+            <w:tcW w:type="dxa" w:w="2556"/>
+          </w:tcPr>
+          <w:p>
+            <w:r/>
+          </w:p>
+        </w:tc>
+        <w:tc>
+          <w:tcPr>
+            <w:tcW w:type="dxa" w:w="2556"/>
+          </w:tcPr>
+          <w:p>
+            <w:r/>
+          </w:p>
+        </w:tc>
+        <w:tc>
+          <w:tcPr>
+            <w:tcW w:type="dxa" w:w="2556"/>
+          </w:tcPr>
+          <w:p>
+            <w:r/>
+          </w:p>
+        </w:tc>
+        <w:tc>
+          <w:tcPr>
+            <w:tcW w:type="dxa" w:w="2556"/>
+          </w:tcPr>
+          <w:p>
+            <w:r/>
+          </w:p>
+        </w:tc>
+      </w:tr>
+    </w:tbl>
+    <w:p>
+      <w:pPr>
+        <w:pStyle w:val="Heading3"/>
+      </w:pPr>
+      <w:r>
+        <w:t>The step I completed without help, and the hint I needed</w:t>
+      </w:r>
+    </w:p>
+    <w:p>
+      <w:r>
+        <w:t>________________________________________________________________</w:t>
+      </w:r>
+    </w:p>
+    <w:p>
+      <w:r>
+        <w:t>________________________________________________________________</w:t>
+      </w:r>
+    </w:p>
+    <w:p>
+      <w:r>
+        <w:t>________________________________________________________________</w:t>
+      </w:r>
+    </w:p>
+    <w:p>
+      <w:pPr>
+        <w:pStyle w:val="Heading1"/>
+      </w:pPr>
+      <w:r>
+        <w:t>03. Extra practice · Individual reasoning check</w:t>
+      </w:r>
+    </w:p>
+    <w:p>
+      <w:r>
+        <w:t>Keep this task’s inputs,rule and response together.</w:t>
+      </w:r>
+    </w:p>
+    <w:p>
+      <w:pPr>
+        <w:pStyle w:val="Heading2"/>
+      </w:pPr>
+      <w:r>
+        <w:t>Complete task and evidence</w:t>
+      </w:r>
+    </w:p>
+    <w:p>
+      <w:pPr>
+        <w:pStyle w:val="ListBullet"/>
+      </w:pPr>
+      <w:r>
+        <w:t>Use the worked case for Security and privacy review. Proposed explanation: “The worked result establishes every future case”. Decide whether this explanation is supported. Point to the step or supplied fact that decides; explain your repair if needed.</w:t>
+      </w:r>
+    </w:p>
+    <w:p>
+      <w:pPr>
+        <w:pStyle w:val="Heading3"/>
+      </w:pPr>
+      <w:r>
+        <w:t>My explanation before partner discussion</w:t>
+      </w:r>
+    </w:p>
+    <w:p>
+      <w:r>
+        <w:t>________________________________________________________________</w:t>
+      </w:r>
+    </w:p>
+    <w:p>
+      <w:r>
+        <w:t>________________________________________________________________</w:t>
+      </w:r>
+    </w:p>
+    <w:p>
+      <w:r>
+        <w:t>________________________________________________________________</w:t>
+      </w:r>
+    </w:p>
+    <w:p>
+      <w:r>
+        <w:t>________________________________________________________________</w:t>
+      </w:r>
+    </w:p>
+    <w:p>
+      <w:pPr>
+        <w:pStyle w:val="Heading1"/>
+      </w:pPr>
+      <w:r>
+        <w:t>08. Reference · Earlier W4 response copy</w:t>
+      </w:r>
+    </w:p>
+    <w:p>
+      <w:r>
+        <w:t>Keep this task’s inputs,rule and response together.</w:t>
+      </w:r>
+    </w:p>
+    <w:p>
+      <w:pPr>
+        <w:pStyle w:val="Heading2"/>
+      </w:pPr>
+      <w:r>
+        <w:t>Complete task and evidence</w:t>
+      </w:r>
+    </w:p>
+    <w:p>
+      <w:pPr>
+        <w:pStyle w:val="ListBullet"/>
+      </w:pPr>
+      <w:r>
+        <w:t>Service blocks direct teacher lookup but diagnostic export includes full teacher answers. Identify defect and a test.</w:t>
+      </w:r>
+    </w:p>
+    <w:p>
+      <w:pPr>
+        <w:pStyle w:val="Heading3"/>
+      </w:pPr>
+      <w:r>
+        <w:t>My reasoning and evidence</w:t>
+      </w:r>
+    </w:p>
+    <w:p>
+      <w:r>
+        <w:t>________________________________________________________________</w:t>
+      </w:r>
+    </w:p>
+    <w:p>
+      <w:r>
+        <w:t>________________________________________________________________</w:t>
+      </w:r>
+    </w:p>
+    <w:p>
+      <w:r>
+        <w:t>________________________________________________________________</w:t>
+      </w:r>
+    </w:p>
+    <w:p>
+      <w:r>
+        <w:t>________________________________________________________________</w:t>
+      </w:r>
+    </w:p>
+    <w:p>
+      <w:r>
+        <w:t>________________________________________________________________</w:t>
+      </w:r>
+    </w:p>
+    <w:p>
+      <w:r>
+        <w:t>________________________________________________________________</w:t>
+      </w:r>
+    </w:p>
+    <w:p>
+      <w:r>
+        <w:t>________________________________________________________________</w:t>
+      </w:r>
+    </w:p>
+    <w:p>
+      <w:r>
+        <w:t>________________________________________________________________</w:t>
+      </w:r>
+    </w:p>
+    <w:p>
+      <w:pPr>
+        <w:pStyle w:val="Heading1"/>
+      </w:pPr>
+      <w:r>
+        <w:t>12. Extra practice · Pictured case</w:t>
+      </w:r>
+    </w:p>
+    <w:p>
+      <w:r>
+        <w:t>Keep this task’s inputs,rule and response together.</w:t>
+      </w:r>
+    </w:p>
+    <w:p>
+      <w:pPr>
+        <w:pStyle w:val="Heading2"/>
+      </w:pPr>
+      <w:r>
+        <w:t>Complete task and evidence</w:t>
+      </w:r>
+    </w:p>
+    <w:p>
+      <w:pPr>
+        <w:pStyle w:val="ListBullet"/>
+      </w:pPr>
+      <w:r>
         <w:t>Review a private note’s path. A revision service reads a learner’s private practice note; analytics need counts only.</w:t>
       </w:r>
     </w:p>
     <w:p>
       <w:pPr>
-        <w:spacing w:line="336" w:lineRule="auto" w:after="180"/>
-      </w:pPr>
-      <w:r>
-        <w:rPr>
-          <w:b w:val="0"/>
-        </w:rPr>
+        <w:pStyle w:val="ListBullet"/>
+      </w:pPr>
+      <w:r>
         <w:t>Only the learner and assigned teacher may read note text. The dashboard is authorised for aggregate counts, not notes.</w:t>
       </w:r>
     </w:p>
@@ -1308,13 +1207,9 @@
     </w:p>
     <w:p>
       <w:pPr>
-        <w:spacing w:line="336" w:lineRule="auto" w:after="180"/>
-        <w:shd w:fill="F5F1FB"/>
-      </w:pPr>
-      <w:r>
-        <w:rPr>
-          <w:b w:val="0"/>
-        </w:rPr>
+        <w:pStyle w:val="ListBullet"/>
+      </w:pPr>
+      <w:r>
         <w:t>Trace private note content and analytics counts to their permitted readers. Why is storing full notes in the dashboard outside this design, and what risk can remain for tiny-group counts?</w:t>
       </w:r>
     </w:p>
@@ -1358,57 +1253,18 @@
     </w:p>
     <w:p>
       <w:pPr>
-        <w:pStyle w:val="Heading3"/>
-      </w:pPr>
-      <w:r>
-        <w:t>Record the help used</w:t>
-      </w:r>
-    </w:p>
-    <w:p>
-      <w:pPr>
-        <w:spacing w:line="336" w:lineRule="auto" w:after="180"/>
-        <w:shd w:fill="F1F6F8"/>
-      </w:pPr>
-      <w:r>
-        <w:rPr>
-          <w:b w:val="0"/>
-        </w:rPr>
-        <w:t xml:space="preserve">Support used: alone / hint / worked example. This record is practice </w:t>
-      </w:r>
-      <w:r>
-        <w:rPr>
-          <w:b/>
-        </w:rPr>
-        <w:t>evidence</w:t>
-      </w:r>
-      <w:r>
-        <w:rPr>
-          <w:b w:val="0"/>
-        </w:rPr>
-        <w:t>.</w:t>
-      </w:r>
-    </w:p>
-    <w:p>
-      <w:pPr>
-        <w:spacing w:line="336" w:lineRule="auto" w:after="180"/>
-      </w:pPr>
-      <w:r>
-        <w:rPr>
-          <w:b w:val="0"/>
-        </w:rPr>
-        <w:t xml:space="preserve">Project connection: For the Grounded Learning Service, retain an annotated trace and the changed-case result. Name the contract or </w:t>
-      </w:r>
-      <w:r>
-        <w:rPr>
-          <w:b/>
-        </w:rPr>
-        <w:t>evidence</w:t>
-      </w:r>
-      <w:r>
-        <w:rPr>
-          <w:b w:val="0"/>
-        </w:rPr>
-        <w:t xml:space="preserve"> that makes the deciding step valid, so another team can review it.</w:t>
+        <w:pStyle w:val="ListBullet"/>
+      </w:pPr>
+      <w:r>
+        <w:t>Support used: alone / hint / worked example. This record is practice evidence.</w:t>
+      </w:r>
+    </w:p>
+    <w:p>
+      <w:pPr>
+        <w:pStyle w:val="ListBullet"/>
+      </w:pPr>
+      <w:r>
+        <w:t>Project connection: For the Grounded Learning Service, retain an annotated trace and the changed-case result. Name the contract or evidence that makes the deciding step valid, so another team can review it.</w:t>
       </w:r>
     </w:p>
     <w:p>
@@ -1416,69 +1272,44 @@
         <w:pStyle w:val="Heading1"/>
       </w:pPr>
       <w:r>
-        <w:t>13. Project portfolio milestone</w:t>
-      </w:r>
-    </w:p>
-    <w:p>
-      <w:r>
-        <w:t>Keep this week’s input, deciding step, result and limit together in the Grounded Learning Service record.</w:t>
-      </w:r>
-    </w:p>
-    <w:p>
-      <w:pPr>
-        <w:spacing w:line="336" w:lineRule="auto" w:after="180"/>
-      </w:pPr>
-      <w:r>
-        <w:rPr>
-          <w:b w:val="0"/>
-        </w:rPr>
+        <w:t>13. Reference · Project milestone</w:t>
+      </w:r>
+    </w:p>
+    <w:p>
+      <w:r>
+        <w:t>Keep this task’s inputs,rule and response together.</w:t>
+      </w:r>
+    </w:p>
+    <w:p>
+      <w:pPr>
+        <w:pStyle w:val="Heading2"/>
+      </w:pPr>
+      <w:r>
+        <w:t>Complete task and evidence</w:t>
+      </w:r>
+    </w:p>
+    <w:p>
+      <w:pPr>
+        <w:pStyle w:val="ListBullet"/>
+      </w:pPr>
+      <w:r>
         <w:t>Project: Grounded Learning Service</w:t>
       </w:r>
     </w:p>
     <w:p>
       <w:pPr>
-        <w:spacing w:line="336" w:lineRule="auto" w:after="180"/>
-      </w:pPr>
-      <w:r>
-        <w:rPr>
-          <w:b w:val="0"/>
-        </w:rPr>
-        <w:t xml:space="preserve">Current milestone: Prepare the demonstration. Gather reproducible instructions, </w:t>
-      </w:r>
-      <w:r>
-        <w:rPr>
-          <w:b/>
-        </w:rPr>
-        <w:t>evidence</w:t>
-      </w:r>
-      <w:r>
-        <w:rPr>
-          <w:b w:val="0"/>
-        </w:rPr>
-        <w:t>, access checks and remaining limitations.</w:t>
-      </w:r>
-    </w:p>
-    <w:p>
-      <w:pPr>
-        <w:spacing w:line="336" w:lineRule="auto" w:after="180"/>
-      </w:pPr>
-      <w:r>
-        <w:rPr>
-          <w:b w:val="0"/>
-        </w:rPr>
-        <w:t xml:space="preserve">For the Grounded Learning Service, retain an annotated trace and the changed-case result. Name the contract or </w:t>
-      </w:r>
-      <w:r>
-        <w:rPr>
-          <w:b/>
-        </w:rPr>
-        <w:t>evidence</w:t>
-      </w:r>
-      <w:r>
-        <w:rPr>
-          <w:b w:val="0"/>
-        </w:rPr>
-        <w:t xml:space="preserve"> that makes the deciding step valid, so another team can review it.</w:t>
+        <w:pStyle w:val="ListBullet"/>
+      </w:pPr>
+      <w:r>
+        <w:t>Current milestone: Prepare the demonstration. Gather reproducible instructions, evidence, access checks and remaining limitations.</w:t>
+      </w:r>
+    </w:p>
+    <w:p>
+      <w:pPr>
+        <w:pStyle w:val="ListBullet"/>
+      </w:pPr>
+      <w:r>
+        <w:t>For the Grounded Learning Service, retain an annotated trace and the changed-case result. Name the contract or evidence that makes the deciding step valid, so another team can review it.</w:t>
       </w:r>
     </w:p>
     <w:tbl>
@@ -1635,12 +1466,444 @@
         <w:pStyle w:val="Heading1"/>
       </w:pPr>
       <w:r>
-        <w:t>14. Supported practice and learning evidence</w:t>
-      </w:r>
-    </w:p>
-    <w:p>
-      <w:r>
-        <w:t>Try the supported questions before comparing with hints and feedback. Record what you repaired and the evidence you retained.</w:t>
+        <w:t>14. Extra practice · Predict,check and repair</w:t>
+      </w:r>
+    </w:p>
+    <w:p>
+      <w:r>
+        <w:t>Keep supported feedback separate from the independent case.</w:t>
+      </w:r>
+    </w:p>
+    <w:p>
+      <w:pPr>
+        <w:pStyle w:val="Heading2"/>
+      </w:pPr>
+      <w:r>
+        <w:t>First supported question and optional hint</w:t>
+      </w:r>
+    </w:p>
+    <w:p>
+      <w:pPr>
+        <w:pStyle w:val="ListBullet"/>
+      </w:pPr>
+      <w:r>
+        <w:t>Review a private note’s path. A revision service reads a learner’s private practice note; analytics need counts only.</w:t>
+      </w:r>
+    </w:p>
+    <w:p>
+      <w:pPr>
+        <w:pStyle w:val="Heading3"/>
+      </w:pPr>
+      <w:r>
+        <w:t>Practice 1: explain the deciding evidence</w:t>
+      </w:r>
+    </w:p>
+    <w:p>
+      <w:pPr>
+        <w:pStyle w:val="ListBullet"/>
+      </w:pPr>
+      <w:r>
+        <w:t>Which labelled step matches this detail? Send revision counts without copying private notes.</w:t>
+      </w:r>
+    </w:p>
+    <w:p>
+      <w:pPr>
+        <w:pStyle w:val="ListBullet"/>
+      </w:pPr>
+      <w:r>
+        <w:t>1. Map content path</w:t>
+      </w:r>
+    </w:p>
+    <w:p>
+      <w:pPr>
+        <w:pStyle w:val="ListBullet"/>
+      </w:pPr>
+      <w:r>
+        <w:t>2. Check readers</w:t>
+      </w:r>
+    </w:p>
+    <w:p>
+      <w:pPr>
+        <w:pStyle w:val="ListBullet"/>
+      </w:pPr>
+      <w:r>
+        <w:t>3. Minimise analytics</w:t>
+      </w:r>
+    </w:p>
+    <w:p>
+      <w:pPr>
+        <w:pStyle w:val="Heading3"/>
+      </w:pPr>
+      <w:r>
+        <w:t>My selected conclusion, deciding fact and explanation</w:t>
+      </w:r>
+    </w:p>
+    <w:p>
+      <w:r>
+        <w:t>________________________________________________________________</w:t>
+      </w:r>
+    </w:p>
+    <w:p>
+      <w:r>
+        <w:t>________________________________________________________________</w:t>
+      </w:r>
+    </w:p>
+    <w:p>
+      <w:r>
+        <w:t>________________________________________________________________</w:t>
+      </w:r>
+    </w:p>
+    <w:p>
+      <w:r>
+        <w:t>________________________________________________________________</w:t>
+      </w:r>
+    </w:p>
+    <w:p>
+      <w:r>
+        <w:t>________________________________________________________________</w:t>
+      </w:r>
+    </w:p>
+    <w:p>
+      <w:pPr>
+        <w:pStyle w:val="ListBullet"/>
+      </w:pPr>
+      <w:r>
+        <w:t>Hint if needed: Read the steps in the pictorial case. Match the supplied detail to the stage that performs or records it.</w:t>
+      </w:r>
+    </w:p>
+    <w:p>
+      <w:pPr>
+        <w:pStyle w:val="Heading2"/>
+      </w:pPr>
+      <w:r>
+        <w:t>Check after the first attempt · reference / check after trying</w:t>
+      </w:r>
+    </w:p>
+    <w:p>
+      <w:pPr>
+        <w:spacing w:line="336" w:lineRule="auto" w:after="180"/>
+      </w:pPr>
+      <w:r>
+        <w:rPr>
+          <w:b w:val="0"/>
+        </w:rPr>
+        <w:t xml:space="preserve">After your attempt, compare with the supported explanation: Minimise analytics Send revision counts without copying private notes. A </w:t>
+      </w:r>
+      <w:r>
+        <w:rPr>
+          <w:b/>
+        </w:rPr>
+        <w:t>privacy review</w:t>
+      </w:r>
+      <w:r>
+        <w:rPr>
+          <w:b w:val="0"/>
+        </w:rPr>
+        <w:t xml:space="preserve"> follows data and authority through components.</w:t>
+      </w:r>
+    </w:p>
+    <w:p>
+      <w:pPr>
+        <w:spacing w:line="336" w:lineRule="auto" w:after="180"/>
+      </w:pPr>
+      <w:r>
+        <w:rPr>
+          <w:b w:val="0"/>
+        </w:rPr>
+        <w:t>A useful dashboard does not automatically need every underlying private detail.</w:t>
+      </w:r>
+    </w:p>
+    <w:p>
+      <w:pPr>
+        <w:pStyle w:val="Heading2"/>
+      </w:pPr>
+      <w:r>
+        <w:t>Changed-case question and optional hint</w:t>
+      </w:r>
+    </w:p>
+    <w:p>
+      <w:pPr>
+        <w:pStyle w:val="Heading3"/>
+      </w:pPr>
+      <w:r>
+        <w:t>Practice 2: explain the deciding evidence</w:t>
+      </w:r>
+    </w:p>
+    <w:p>
+      <w:pPr>
+        <w:pStyle w:val="ListBullet"/>
+      </w:pPr>
+      <w:r>
+        <w:t>Changed-case practice: The dashboard starts storing full notes. Which conclusion is supported by the supplied facts?</w:t>
+      </w:r>
+    </w:p>
+    <w:p>
+      <w:pPr>
+        <w:pStyle w:val="ListBullet"/>
+      </w:pPr>
+      <w:r>
+        <w:t>1. This one example guarantees correct results for every future input.</w:t>
+      </w:r>
+    </w:p>
+    <w:p>
+      <w:pPr>
+        <w:pStyle w:val="ListBullet"/>
+      </w:pPr>
+      <w:r>
+        <w:t>2. Flag the unapproved content path and remove it from the design.</w:t>
+      </w:r>
+    </w:p>
+    <w:p>
+      <w:pPr>
+        <w:pStyle w:val="ListBullet"/>
+      </w:pPr>
+      <w:r>
+        <w:t>3. We can decide the result without examining the changed input or the procedure.</w:t>
+      </w:r>
+    </w:p>
+    <w:p>
+      <w:pPr>
+        <w:pStyle w:val="Heading3"/>
+      </w:pPr>
+      <w:r>
+        <w:t>My selected conclusion, deciding fact and explanation</w:t>
+      </w:r>
+    </w:p>
+    <w:p>
+      <w:r>
+        <w:t>________________________________________________________________</w:t>
+      </w:r>
+    </w:p>
+    <w:p>
+      <w:r>
+        <w:t>________________________________________________________________</w:t>
+      </w:r>
+    </w:p>
+    <w:p>
+      <w:r>
+        <w:t>________________________________________________________________</w:t>
+      </w:r>
+    </w:p>
+    <w:p>
+      <w:r>
+        <w:t>________________________________________________________________</w:t>
+      </w:r>
+    </w:p>
+    <w:p>
+      <w:r>
+        <w:t>________________________________________________________________</w:t>
+      </w:r>
+    </w:p>
+    <w:p>
+      <w:pPr>
+        <w:pStyle w:val="ListBullet"/>
+      </w:pPr>
+      <w:r>
+        <w:t>Hint if needed: Use the changed condition and the deciding step in the pictorial trace. The answer must say what follows from those facts.</w:t>
+      </w:r>
+    </w:p>
+    <w:p>
+      <w:pPr>
+        <w:pStyle w:val="Heading2"/>
+      </w:pPr>
+      <w:r>
+        <w:t>Check after the changed attempt · reference / check after trying</w:t>
+      </w:r>
+    </w:p>
+    <w:p>
+      <w:pPr>
+        <w:spacing w:line="336" w:lineRule="auto" w:after="180"/>
+      </w:pPr>
+      <w:r>
+        <w:rPr>
+          <w:b w:val="0"/>
+        </w:rPr>
+        <w:t>After your attempt, compare with the supported explanation: Flag the unapproved content path and remove it from the design. Its count-only purpose does not grant note-reading permission.</w:t>
+      </w:r>
+    </w:p>
+    <w:p>
+      <w:pPr>
+        <w:pStyle w:val="Heading2"/>
+      </w:pPr>
+      <w:r>
+        <w:t>Repair and retain the record</w:t>
+      </w:r>
+    </w:p>
+    <w:p>
+      <w:pPr>
+        <w:spacing w:line="336" w:lineRule="auto" w:after="180"/>
+      </w:pPr>
+      <w:r>
+        <w:rPr>
+          <w:b w:val="0"/>
+        </w:rPr>
+        <w:t xml:space="preserve">Review Performance and cost experiments (ai-6/29). Goal: Explain the </w:t>
+      </w:r>
+      <w:r>
+        <w:rPr>
+          <w:b/>
+        </w:rPr>
+        <w:t>mechanism</w:t>
+      </w:r>
+      <w:r>
+        <w:rPr>
+          <w:b w:val="0"/>
+        </w:rPr>
+        <w:t xml:space="preserve"> and terminology of performance and cost experiments. Short practice: Calculate per-case seconds and cost units for A and B.</w:t>
+      </w:r>
+    </w:p>
+    <w:p>
+      <w:pPr>
+        <w:spacing w:line="336" w:lineRule="auto" w:after="180"/>
+      </w:pPr>
+      <w:r>
+        <w:rPr>
+          <w:b w:val="0"/>
+        </w:rPr>
+        <w:t>Which meets a budget of at most 2 cost units per case, and what speed trade-off does that choice make?. Return to this week and explain what you changed.</w:t>
+      </w:r>
+    </w:p>
+    <w:p>
+      <w:pPr>
+        <w:spacing w:line="336" w:lineRule="auto" w:after="180"/>
+      </w:pPr>
+      <w:r>
+        <w:rPr>
+          <w:b w:val="0"/>
+        </w:rPr>
+        <w:t xml:space="preserve">Review Human escalation workflows (ai-6/27). Goal: Explain the </w:t>
+      </w:r>
+      <w:r>
+        <w:rPr>
+          <w:b/>
+        </w:rPr>
+        <w:t>mechanism</w:t>
+      </w:r>
+      <w:r>
+        <w:rPr>
+          <w:b w:val="0"/>
+        </w:rPr>
+        <w:t xml:space="preserve"> and terminology of human escalation workflows. Short practice: Identify the exact service boundary in the bottle question.</w:t>
+      </w:r>
+    </w:p>
+    <w:p>
+      <w:pPr>
+        <w:spacing w:line="336" w:lineRule="auto" w:after="180"/>
+      </w:pPr>
+      <w:r>
+        <w:rPr>
+          <w:b w:val="0"/>
+        </w:rPr>
+        <w:t>What accurate information belongs in the supervisor handoff, and what remains unresolved if nobody is reachable?. Return to this week and explain what you changed.</w:t>
+      </w:r>
+    </w:p>
+    <w:p>
+      <w:pPr>
+        <w:spacing w:line="336" w:lineRule="auto" w:after="180"/>
+      </w:pPr>
+      <w:r>
+        <w:rPr>
+          <w:b w:val="0"/>
+        </w:rPr>
+        <w:t xml:space="preserve">Review Release and rollback (ai-6/24). Goal: Explain the </w:t>
+      </w:r>
+      <w:r>
+        <w:rPr>
+          <w:b/>
+        </w:rPr>
+        <w:t>mechanism</w:t>
+      </w:r>
+      <w:r>
+        <w:rPr>
+          <w:b w:val="0"/>
+        </w:rPr>
+        <w:t xml:space="preserve"> and terminology of release and rollback. Short practice: Compute A’s and B’s correctness percentages.</w:t>
+      </w:r>
+    </w:p>
+    <w:p>
+      <w:pPr>
+        <w:spacing w:line="336" w:lineRule="auto" w:after="180"/>
+      </w:pPr>
+      <w:r>
+        <w:rPr>
+          <w:b w:val="0"/>
+        </w:rPr>
+        <w:t>Why is B still blocked, and does passing a fresh privacy check automatically satisfy every release gate?. Return to this week and explain what you changed.</w:t>
+      </w:r>
+    </w:p>
+    <w:p>
+      <w:pPr>
+        <w:spacing w:line="336" w:lineRule="auto" w:after="180"/>
+      </w:pPr>
+      <w:r>
+        <w:rPr>
+          <w:b w:val="0"/>
+        </w:rPr>
+        <w:t xml:space="preserve">Use Download completed work in the hosted lesson to export your answers, reflections, practice feedback and code-run </w:t>
+      </w:r>
+      <w:r>
+        <w:rPr>
+          <w:b/>
+        </w:rPr>
+        <w:t>evidence</w:t>
+      </w:r>
+      <w:r>
+        <w:rPr>
+          <w:b w:val="0"/>
+        </w:rPr>
+        <w:t>. Open the HTML copy to read or print it.</w:t>
+      </w:r>
+    </w:p>
+    <w:p>
+      <w:pPr>
+        <w:spacing w:line="336" w:lineRule="auto" w:after="180"/>
+      </w:pPr>
+      <w:r>
+        <w:rPr>
+          <w:b w:val="0"/>
+        </w:rPr>
+        <w:t>Drafts stay in this browser when storage is available; clear drafts on a shared device.</w:t>
+      </w:r>
+    </w:p>
+    <w:p>
+      <w:pPr>
+        <w:pStyle w:val="Heading3"/>
+      </w:pPr>
+      <w:r>
+        <w:t>What I repaired, the evidence I kept and the next test</w:t>
+      </w:r>
+    </w:p>
+    <w:p>
+      <w:r>
+        <w:t>________________________________________________________________</w:t>
+      </w:r>
+    </w:p>
+    <w:p>
+      <w:r>
+        <w:t>________________________________________________________________</w:t>
+      </w:r>
+    </w:p>
+    <w:p>
+      <w:r>
+        <w:t>________________________________________________________________</w:t>
+      </w:r>
+    </w:p>
+    <w:p>
+      <w:r>
+        <w:t>________________________________________________________________</w:t>
+      </w:r>
+    </w:p>
+    <w:p>
+      <w:r>
+        <w:t>________________________________________________________________</w:t>
+      </w:r>
+    </w:p>
+    <w:p>
+      <w:pPr>
+        <w:pStyle w:val="Heading2"/>
+      </w:pPr>
+      <w:r>
+        <w:t>Earlier wording, alternatives and picture transcripts · reference / check after trying</w:t>
       </w:r>
     </w:p>
     <w:p>
@@ -1656,68 +1919,10 @@
     </w:p>
     <w:p>
       <w:pPr>
-        <w:spacing w:line="336" w:lineRule="auto" w:after="180"/>
-      </w:pPr>
-      <w:r>
-        <w:rPr>
-          <w:b w:val="0"/>
-        </w:rPr>
-        <w:t>Review a private note’s path. A revision service reads a learner’s private practice note; analytics need counts only.</w:t>
-      </w:r>
-    </w:p>
-    <w:p>
-      <w:pPr>
         <w:pStyle w:val="Heading3"/>
       </w:pPr>
       <w:r>
-        <w:t>Practice 1: explain the deciding evidence</w:t>
-      </w:r>
-    </w:p>
-    <w:p>
-      <w:pPr>
-        <w:spacing w:line="336" w:lineRule="auto" w:after="180"/>
-      </w:pPr>
-      <w:r>
-        <w:rPr>
-          <w:b w:val="0"/>
-        </w:rPr>
-        <w:t>Which labelled step matches this detail? Send revision counts without copying private notes.</w:t>
-      </w:r>
-    </w:p>
-    <w:p>
-      <w:pPr>
-        <w:spacing w:line="336" w:lineRule="auto" w:after="180"/>
-        <w:shd w:fill="F4F9FC"/>
-      </w:pPr>
-      <w:r>
-        <w:rPr>
-          <w:b w:val="0"/>
-        </w:rPr>
-        <w:t>1. Map content path</w:t>
-      </w:r>
-    </w:p>
-    <w:p>
-      <w:pPr>
-        <w:spacing w:line="336" w:lineRule="auto" w:after="180"/>
-        <w:shd w:fill="F4F9FC"/>
-      </w:pPr>
-      <w:r>
-        <w:rPr>
-          <w:b w:val="0"/>
-        </w:rPr>
-        <w:t>2. Check readers</w:t>
-      </w:r>
-    </w:p>
-    <w:p>
-      <w:pPr>
-        <w:spacing w:line="336" w:lineRule="auto" w:after="180"/>
-        <w:shd w:fill="F4F9FC"/>
-      </w:pPr>
-      <w:r>
-        <w:rPr>
-          <w:b w:val="0"/>
-        </w:rPr>
-        <w:t>3. Minimise analytics</w:t>
+        <w:t>Repair a missing building block</w:t>
       </w:r>
     </w:p>
     <w:p>
@@ -1725,460 +1930,25 @@
         <w:pStyle w:val="Heading3"/>
       </w:pPr>
       <w:r>
-        <w:t>My selected conclusion, deciding fact and explanation</w:t>
-      </w:r>
-    </w:p>
-    <w:p>
-      <w:r>
-        <w:t>________________________________________________________________</w:t>
-      </w:r>
-    </w:p>
-    <w:p>
-      <w:r>
-        <w:t>________________________________________________________________</w:t>
-      </w:r>
-    </w:p>
-    <w:p>
-      <w:r>
-        <w:t>________________________________________________________________</w:t>
-      </w:r>
-    </w:p>
-    <w:p>
-      <w:r>
-        <w:t>________________________________________________________________</w:t>
-      </w:r>
-    </w:p>
-    <w:p>
-      <w:r>
-        <w:t>________________________________________________________________</w:t>
-      </w:r>
-    </w:p>
-    <w:p>
-      <w:pPr>
-        <w:pStyle w:val="Heading3"/>
-      </w:pPr>
-      <w:r>
-        <w:t>Hint · try first</w:t>
-      </w:r>
-    </w:p>
-    <w:p>
-      <w:pPr>
-        <w:spacing w:line="336" w:lineRule="auto" w:after="180"/>
-        <w:shd w:fill="F1F6F8"/>
-      </w:pPr>
-      <w:r>
-        <w:rPr>
-          <w:b w:val="0"/>
-        </w:rPr>
-        <w:t>Hint if needed: Read the steps in the pictorial case. Match the supplied detail to the stage that performs or records it.</w:t>
-      </w:r>
-    </w:p>
-    <w:p>
-      <w:pPr>
-        <w:pStyle w:val="Heading3"/>
-      </w:pPr>
-      <w:r>
-        <w:t>Feedback · compare after trying</w:t>
-      </w:r>
-    </w:p>
-    <w:p>
-      <w:pPr>
-        <w:spacing w:line="336" w:lineRule="auto" w:after="180"/>
-        <w:shd w:fill="F1F6FC"/>
-      </w:pPr>
-      <w:r>
-        <w:rPr>
-          <w:b w:val="0"/>
-        </w:rPr>
-        <w:t xml:space="preserve">After your attempt, compare with the supported explanation: Minimise analytics Send revision counts without copying private notes. A </w:t>
-      </w:r>
-      <w:r>
-        <w:rPr>
-          <w:b/>
-        </w:rPr>
-        <w:t>privacy review</w:t>
-      </w:r>
-      <w:r>
-        <w:rPr>
-          <w:b w:val="0"/>
-        </w:rPr>
-        <w:t xml:space="preserve"> follows data and authority through components.</w:t>
-      </w:r>
-    </w:p>
-    <w:p>
-      <w:pPr>
-        <w:spacing w:line="336" w:lineRule="auto" w:after="180"/>
-        <w:shd w:fill="F1F6FC"/>
-      </w:pPr>
-      <w:r>
-        <w:rPr>
-          <w:b w:val="0"/>
-        </w:rPr>
-        <w:t>A useful dashboard does not automatically need every underlying private detail.</w:t>
-      </w:r>
-    </w:p>
-    <w:p>
-      <w:pPr>
-        <w:pStyle w:val="Heading3"/>
-      </w:pPr>
-      <w:r>
-        <w:t>Practice 2: explain the deciding evidence</w:t>
-      </w:r>
-    </w:p>
-    <w:p>
-      <w:pPr>
-        <w:pStyle w:val="Heading3"/>
-      </w:pPr>
-      <w:r>
-        <w:t>Changed case · predict first</w:t>
-      </w:r>
-    </w:p>
-    <w:p>
-      <w:pPr>
-        <w:spacing w:line="336" w:lineRule="auto" w:after="180"/>
-        <w:shd w:fill="F5F1FB"/>
-      </w:pPr>
-      <w:r>
-        <w:rPr>
-          <w:b w:val="0"/>
-        </w:rPr>
-        <w:t>Changed-case practice: The dashboard starts storing full notes. Which conclusion is supported by the supplied facts?</w:t>
-      </w:r>
-    </w:p>
-    <w:p>
-      <w:pPr>
-        <w:spacing w:line="336" w:lineRule="auto" w:after="180"/>
-        <w:shd w:fill="F4F9FC"/>
-      </w:pPr>
-      <w:r>
-        <w:rPr>
-          <w:b w:val="0"/>
-        </w:rPr>
-        <w:t xml:space="preserve">1. This one example guarantees correct results for every future </w:t>
-      </w:r>
-      <w:r>
-        <w:rPr>
-          <w:b/>
-        </w:rPr>
-        <w:t>input</w:t>
-      </w:r>
-      <w:r>
-        <w:rPr>
-          <w:b w:val="0"/>
-        </w:rPr>
-        <w:t>.</w:t>
-      </w:r>
-    </w:p>
-    <w:p>
-      <w:pPr>
-        <w:spacing w:line="336" w:lineRule="auto" w:after="180"/>
-        <w:shd w:fill="F4F9FC"/>
-      </w:pPr>
-      <w:r>
-        <w:rPr>
-          <w:b w:val="0"/>
-        </w:rPr>
-        <w:t>2. Flag the unapproved content path and remove it from the design.</w:t>
-      </w:r>
-    </w:p>
-    <w:p>
-      <w:pPr>
-        <w:spacing w:line="336" w:lineRule="auto" w:after="180"/>
-        <w:shd w:fill="F4F9FC"/>
-      </w:pPr>
-      <w:r>
-        <w:rPr>
-          <w:b w:val="0"/>
-        </w:rPr>
-        <w:t xml:space="preserve">3. We can decide the result without examining the changed </w:t>
-      </w:r>
-      <w:r>
-        <w:rPr>
-          <w:b/>
-        </w:rPr>
-        <w:t>input</w:t>
-      </w:r>
-      <w:r>
-        <w:rPr>
-          <w:b w:val="0"/>
-        </w:rPr>
-        <w:t xml:space="preserve"> or the procedure.</w:t>
-      </w:r>
-    </w:p>
-    <w:p>
-      <w:pPr>
-        <w:pStyle w:val="Heading3"/>
-      </w:pPr>
-      <w:r>
-        <w:t>My selected conclusion, deciding fact and explanation</w:t>
-      </w:r>
-    </w:p>
-    <w:p>
-      <w:r>
-        <w:t>________________________________________________________________</w:t>
-      </w:r>
-    </w:p>
-    <w:p>
-      <w:r>
-        <w:t>________________________________________________________________</w:t>
-      </w:r>
-    </w:p>
-    <w:p>
-      <w:r>
-        <w:t>________________________________________________________________</w:t>
-      </w:r>
-    </w:p>
-    <w:p>
-      <w:r>
-        <w:t>________________________________________________________________</w:t>
-      </w:r>
-    </w:p>
-    <w:p>
-      <w:r>
-        <w:t>________________________________________________________________</w:t>
-      </w:r>
-    </w:p>
-    <w:p>
-      <w:pPr>
-        <w:pStyle w:val="Heading3"/>
-      </w:pPr>
-      <w:r>
-        <w:t>Hint · try first</w:t>
-      </w:r>
-    </w:p>
-    <w:p>
-      <w:pPr>
-        <w:spacing w:line="336" w:lineRule="auto" w:after="180"/>
-        <w:shd w:fill="F1F6F8"/>
-      </w:pPr>
-      <w:r>
-        <w:rPr>
-          <w:b w:val="0"/>
-        </w:rPr>
-        <w:t>Hint if needed: Use the changed condition and the deciding step in the pictorial trace. The answer must say what follows from those facts.</w:t>
-      </w:r>
-    </w:p>
-    <w:p>
-      <w:pPr>
-        <w:pStyle w:val="Heading3"/>
-      </w:pPr>
-      <w:r>
-        <w:t>Feedback · compare after trying</w:t>
-      </w:r>
-    </w:p>
-    <w:p>
-      <w:pPr>
-        <w:spacing w:line="336" w:lineRule="auto" w:after="180"/>
-        <w:shd w:fill="F1F6FC"/>
-      </w:pPr>
-      <w:r>
-        <w:rPr>
-          <w:b w:val="0"/>
-        </w:rPr>
-        <w:t>After your attempt, compare with the supported explanation: Flag the unapproved content path and remove it from the design. Its count-only purpose does not grant note-reading permission.</w:t>
-      </w:r>
-    </w:p>
-    <w:p>
-      <w:pPr>
-        <w:pStyle w:val="Heading3"/>
-      </w:pPr>
-      <w:r>
-        <w:t>Repair a missing building block</w:t>
-      </w:r>
-    </w:p>
-    <w:p>
-      <w:pPr>
-        <w:spacing w:line="336" w:lineRule="auto" w:after="180"/>
-      </w:pPr>
-      <w:r>
-        <w:rPr>
-          <w:b w:val="0"/>
-        </w:rPr>
-        <w:t xml:space="preserve">Review Performance and cost experiments (ai-6/29). Goal: Explain the </w:t>
-      </w:r>
-      <w:r>
-        <w:rPr>
-          <w:b/>
-        </w:rPr>
-        <w:t>mechanism</w:t>
-      </w:r>
-      <w:r>
-        <w:rPr>
-          <w:b w:val="0"/>
-        </w:rPr>
-        <w:t xml:space="preserve"> and terminology of performance and cost experiments. Short practice: Calculate per-case seconds and cost units for A and B.</w:t>
-      </w:r>
-    </w:p>
-    <w:p>
-      <w:pPr>
-        <w:spacing w:line="336" w:lineRule="auto" w:after="180"/>
-      </w:pPr>
-      <w:r>
-        <w:rPr>
-          <w:b w:val="0"/>
-        </w:rPr>
-        <w:t>Which meets a budget of at most 2 cost units per case, and what speed trade-off does that choice make?. Return to this week and explain what you changed.</w:t>
-      </w:r>
-    </w:p>
-    <w:p>
-      <w:pPr>
-        <w:spacing w:line="336" w:lineRule="auto" w:after="180"/>
-      </w:pPr>
-      <w:r>
-        <w:rPr>
-          <w:b w:val="0"/>
-        </w:rPr>
-        <w:t xml:space="preserve">Review Human escalation workflows (ai-6/27). Goal: Explain the </w:t>
-      </w:r>
-      <w:r>
-        <w:rPr>
-          <w:b/>
-        </w:rPr>
-        <w:t>mechanism</w:t>
-      </w:r>
-      <w:r>
-        <w:rPr>
-          <w:b w:val="0"/>
-        </w:rPr>
-        <w:t xml:space="preserve"> and terminology of human escalation workflows. Short practice: Identify the exact service boundary in the bottle question.</w:t>
-      </w:r>
-    </w:p>
-    <w:p>
-      <w:pPr>
-        <w:spacing w:line="336" w:lineRule="auto" w:after="180"/>
-      </w:pPr>
-      <w:r>
-        <w:rPr>
-          <w:b w:val="0"/>
-        </w:rPr>
-        <w:t>What accurate information belongs in the supervisor handoff, and what remains unresolved if nobody is reachable?. Return to this week and explain what you changed.</w:t>
-      </w:r>
-    </w:p>
-    <w:p>
-      <w:pPr>
-        <w:spacing w:line="336" w:lineRule="auto" w:after="180"/>
-      </w:pPr>
-      <w:r>
-        <w:rPr>
-          <w:b w:val="0"/>
-        </w:rPr>
-        <w:t xml:space="preserve">Review Release and rollback (ai-6/24). Goal: Explain the </w:t>
-      </w:r>
-      <w:r>
-        <w:rPr>
-          <w:b/>
-        </w:rPr>
-        <w:t>mechanism</w:t>
-      </w:r>
-      <w:r>
-        <w:rPr>
-          <w:b w:val="0"/>
-        </w:rPr>
-        <w:t xml:space="preserve"> and terminology of release and rollback. Short practice: Compute A’s and B’s correctness percentages.</w:t>
-      </w:r>
-    </w:p>
-    <w:p>
-      <w:pPr>
-        <w:spacing w:line="336" w:lineRule="auto" w:after="180"/>
-      </w:pPr>
-      <w:r>
-        <w:rPr>
-          <w:b w:val="0"/>
-        </w:rPr>
-        <w:t>Why is B still blocked, and does passing a fresh privacy check automatically satisfy every release gate?. Return to this week and explain what you changed.</w:t>
-      </w:r>
-    </w:p>
-    <w:p>
-      <w:pPr>
-        <w:pStyle w:val="Heading3"/>
-      </w:pPr>
-      <w:r>
         <w:t>Keep your completed work</w:t>
       </w:r>
     </w:p>
     <w:p>
       <w:pPr>
-        <w:spacing w:line="336" w:lineRule="auto" w:after="180"/>
-      </w:pPr>
-      <w:r>
-        <w:rPr>
-          <w:b w:val="0"/>
-        </w:rPr>
-        <w:t xml:space="preserve">Use Download completed work in the hosted lesson to export your answers, reflections, practice feedback and code-run </w:t>
-      </w:r>
-      <w:r>
-        <w:rPr>
-          <w:b/>
-        </w:rPr>
-        <w:t>evidence</w:t>
-      </w:r>
-      <w:r>
-        <w:rPr>
-          <w:b w:val="0"/>
-        </w:rPr>
-        <w:t>. Open the HTML copy to read or print it.</w:t>
-      </w:r>
-    </w:p>
-    <w:p>
-      <w:pPr>
-        <w:spacing w:line="336" w:lineRule="auto" w:after="180"/>
-      </w:pPr>
-      <w:r>
-        <w:rPr>
-          <w:b w:val="0"/>
-        </w:rPr>
-        <w:t>Drafts stay in this browser when storage is available; clear drafts on a shared device.</w:t>
-      </w:r>
-    </w:p>
-    <w:p>
-      <w:pPr>
-        <w:pStyle w:val="Heading3"/>
-      </w:pPr>
-      <w:r>
-        <w:t>What I repaired, the evidence I kept and the next test</w:t>
-      </w:r>
-    </w:p>
-    <w:p>
-      <w:r>
-        <w:t>________________________________________________________________</w:t>
-      </w:r>
-    </w:p>
-    <w:p>
-      <w:r>
-        <w:t>________________________________________________________________</w:t>
-      </w:r>
-    </w:p>
-    <w:p>
-      <w:r>
-        <w:t>________________________________________________________________</w:t>
-      </w:r>
-    </w:p>
-    <w:p>
-      <w:r>
-        <w:t>________________________________________________________________</w:t>
-      </w:r>
-    </w:p>
-    <w:p>
-      <w:r>
-        <w:t>________________________________________________________________</w:t>
-      </w:r>
-    </w:p>
-    <w:p>
-      <w:pPr>
         <w:pStyle w:val="Heading1"/>
       </w:pPr>
       <w:r>
-        <w:t>15. Visual concept journey</w:t>
-      </w:r>
-    </w:p>
-    <w:p>
-      <w:r>
-        <w:t>Explain each Security and privacy review picture from its labels, then record a relevant limit.</w:t>
-      </w:r>
-    </w:p>
-    <w:p>
-      <w:pPr>
-        <w:pStyle w:val="Heading3"/>
+        <w:t>15. Reference · Six-picture response sheets</w:t>
+      </w:r>
+    </w:p>
+    <w:p>
+      <w:r>
+        <w:t>Choose the picture that helps explain the current step.</w:t>
+      </w:r>
+    </w:p>
+    <w:p>
+      <w:pPr>
+        <w:pStyle w:val="Heading2"/>
       </w:pPr>
       <w:r>
         <w:t>01. Security and privacy review: the case</w:t>
@@ -2245,7 +2015,6 @@
     <w:p>
       <w:pPr>
         <w:spacing w:line="336" w:lineRule="auto" w:after="180"/>
-        <w:shd w:fill="F5F1FB"/>
       </w:pPr>
       <w:r>
         <w:rPr>
@@ -2284,7 +2053,7 @@
     </w:p>
     <w:p>
       <w:pPr>
-        <w:pStyle w:val="Heading3"/>
+        <w:pStyle w:val="Heading2"/>
       </w:pPr>
       <w:r>
         <w:t>02. Follow the deciding steps</w:t>
@@ -2340,7 +2109,6 @@
     <w:p>
       <w:pPr>
         <w:spacing w:line="336" w:lineRule="auto" w:after="180"/>
-        <w:shd w:fill="F5F1FB"/>
       </w:pPr>
       <w:r>
         <w:rPr>
@@ -2391,7 +2159,7 @@
     </w:p>
     <w:p>
       <w:pPr>
-        <w:pStyle w:val="Heading3"/>
+        <w:pStyle w:val="Heading2"/>
       </w:pPr>
       <w:r>
         <w:t>03. Security and privacy review — evidence trace</w:t>
@@ -2517,7 +2285,6 @@
     <w:p>
       <w:pPr>
         <w:spacing w:line="336" w:lineRule="auto" w:after="180"/>
-        <w:shd w:fill="F5F1FB"/>
       </w:pPr>
       <w:r>
         <w:rPr>
@@ -2556,7 +2323,7 @@
     </w:p>
     <w:p>
       <w:pPr>
-        <w:pStyle w:val="Heading3"/>
+        <w:pStyle w:val="Heading2"/>
       </w:pPr>
       <w:r>
         <w:t>04. Change one thing. Trace what follows.</w:t>
@@ -2623,7 +2390,6 @@
     <w:p>
       <w:pPr>
         <w:spacing w:line="336" w:lineRule="auto" w:after="180"/>
-        <w:shd w:fill="F5F1FB"/>
       </w:pPr>
       <w:r>
         <w:rPr>
@@ -2662,7 +2428,7 @@
     </w:p>
     <w:p>
       <w:pPr>
-        <w:pStyle w:val="Heading3"/>
+        <w:pStyle w:val="Heading2"/>
       </w:pPr>
       <w:r>
         <w:t>05. Connect the explanation to its limit</w:t>
@@ -2741,7 +2507,6 @@
     <w:p>
       <w:pPr>
         <w:spacing w:line="336" w:lineRule="auto" w:after="180"/>
-        <w:shd w:fill="F5F1FB"/>
       </w:pPr>
       <w:r>
         <w:rPr>
@@ -2780,7 +2545,7 @@
     </w:p>
     <w:p>
       <w:pPr>
-        <w:pStyle w:val="Heading3"/>
+        <w:pStyle w:val="Heading2"/>
       </w:pPr>
       <w:r>
         <w:t>06. Make the idea visible in your project</w:t>
@@ -2882,7 +2647,6 @@
     <w:p>
       <w:pPr>
         <w:spacing w:line="336" w:lineRule="auto" w:after="180"/>
-        <w:shd w:fill="F5F1FB"/>
       </w:pPr>
       <w:r>
         <w:rPr>
@@ -2929,6 +2693,62 @@
     <w:p>
       <w:r>
         <w:t>________________________________________________________________</w:t>
+      </w:r>
+    </w:p>
+    <w:p>
+      <w:pPr>
+        <w:pStyle w:val="Heading2"/>
+      </w:pPr>
+      <w:r>
+        <w:t>Earlier wording, alternatives and picture transcripts · reference / check after trying</w:t>
+      </w:r>
+    </w:p>
+    <w:p>
+      <w:pPr>
+        <w:pStyle w:val="Heading3"/>
+      </w:pPr>
+      <w:r>
+        <w:t>01. Security and privacy review: the case</w:t>
+      </w:r>
+    </w:p>
+    <w:p>
+      <w:pPr>
+        <w:pStyle w:val="Heading3"/>
+      </w:pPr>
+      <w:r>
+        <w:t>02. Follow the deciding steps</w:t>
+      </w:r>
+    </w:p>
+    <w:p>
+      <w:pPr>
+        <w:pStyle w:val="Heading3"/>
+      </w:pPr>
+      <w:r>
+        <w:t>03. Security and privacy review — evidence trace</w:t>
+      </w:r>
+    </w:p>
+    <w:p>
+      <w:pPr>
+        <w:pStyle w:val="Heading3"/>
+      </w:pPr>
+      <w:r>
+        <w:t>04. Change one thing. Trace what follows.</w:t>
+      </w:r>
+    </w:p>
+    <w:p>
+      <w:pPr>
+        <w:pStyle w:val="Heading3"/>
+      </w:pPr>
+      <w:r>
+        <w:t>05. Connect the explanation to its limit</w:t>
+      </w:r>
+    </w:p>
+    <w:p>
+      <w:pPr>
+        <w:pStyle w:val="Heading3"/>
+      </w:pPr>
+      <w:r>
+        <w:t>06. Make the idea visible in your project</w:t>
       </w:r>
     </w:p>
     <w:sectPr>
